--- a/docs/Risk_Preference_Draft_v2.docx
+++ b/docs/Risk_Preference_Draft_v2.docx
@@ -88,7 +88,7 @@
           <w:sz w:val="22"/>
           <w:szCs w:val="22"/>
         </w:rPr>
-        <w:t xml:space="preserve">Survey elicitations of risk preference routinely produce a group of respondents who reject a stochastically dominant gamble. Whether these responses index extreme risk aversion or a failure to engage with the task determines what the resulting index measures. We address this using the fifth wave of the Indonesian Family Life Survey (IFLS5), which pairs an adaptive multiple price list with a broad cognitive battery and a 15-item Big Five inventory (N = 25,040 adults aged 18–65). The Set 1 dominance screen yields a three-level comprehension gradient: respondents who chose correctly at once, those who reversed a dominated choice when challenged, and those who confirmed it. Cognitive ability declines monotonically across these levels (Raven’s matrices 5.84, 5.27, 4.95; number series 522.5, 508.8, 501.3). Modeling comprehension and preference as separate channels shows that cognitive ability and schooling operate almost entirely on comprehension (schooling 67 times larger in the comprehension channel; Raven’s 4.6 times), whereas gender operates almost entirely on preference, with opposite signs across the two channels. The comprehension channel is also where the explainable variance sits (McFadden R² = .031 versus .007 for preference). Within the ordinal risk index, proportional odds fails precisely for the cognitive measures and for gender, because cognitive effects are absent at the lowest cut point and concentrated at the highest; a multinomial model shows that ability predicts interior rather than extreme responses. A simulation of random responding through the actual branching logic reproduces this pattern: a coin-flip respondent has a 25% chance of being classified gamble averse and a 19% chance of being classified most risk seeking, and the observed distribution moves toward that prediction as cognitive ability falls (odds of an extreme response 0.71 per SD of ability, p &lt; .001). Out-of-sample, the personality-versus-cognition comparison that motivates much of this literature is null. Cross-elicitation stability rises with ability, from a rank correlation of .07 in the lowest cognitive quintile to .26 in the highest, so responses from the bottom of the ability distribution carry little reproducible signal. One further test qualifies this: conditional on giving an extreme answer, respondents reproduce it about equally often at every ability level. We therefore conclude that decision noise depresses the reliability of survey risk indices and inflates extreme responding among low-ability respondents, that screening for dominated choices addresses only one of the two extremes affected, and that gender remains the one robust preference-side predictor. We do not estimate the size of the noise component, which would require a formal error model.</w:t>
+        <w:t xml:space="preserve">Survey elicitations of risk preference routinely produce a group of respondents who reject a stochastically dominant gamble. Whether these responses index extreme risk aversion or a failure to engage with the task determines what the resulting index measures. We address this using the fifth wave of the Indonesian Family Life Survey (IFLS5), which pairs an adaptive multiple price list with a broad cognitive battery and a 15-item Big Five inventory (N = 25,040 adults aged 18–65). The Set 1 dominance screen yields a three-level comprehension gradient: respondents who chose correctly at once, those who reversed a dominated choice when challenged, and those who confirmed it. Cognitive ability declines monotonically across these levels (Raven’s matrices 5.84, 5.27, 4.95; number series 522.5, 508.8, 501.3). Modeling comprehension and preference as separate channels shows that cognitive ability and schooling operate mainly on comprehension whereas gender operates mainly on preference, with opposite signs across the two channels. A paired household bootstrap confirms the separation: schooling acts more strongly on comprehension by .169 log-odds per SD (95% CI [.122, .213]) and fluid intelligence by .109 [.059, .158], while gender acts more strongly on preference by .106 [.059, .144]. The comprehension channel is also where the explainable variance sits (McFadden R² = .031 versus .007 for preference). Within the ordinal risk index, proportional odds fails precisely for the cognitive measures and for gender, because cognitive effects are absent at the lowest cut point and concentrated at the highest; a multinomial model shows that ability predicts interior rather than extreme responses. A simulation of random responding through the actual branching logic reproduces this pattern: a coin-flip respondent has a 25% chance of being classified gamble averse and a 19% chance of being classified most risk seeking, and the observed distribution moves toward that prediction as cognitive ability falls (odds of an extreme response 0.71 per SD of ability, p &lt; .001). Out-of-sample, the personality-versus-cognition comparison that motivates much of this literature is null. A randomized feature of administration, which of the two stake levels was presented first, shifts both the screening failure rate and the elicited preference, and cross-elicitation stability rises with ability, from a rank correlation of .07 in the lowest cognitive quintile to .26 in the highest, so responses from the bottom of the ability distribution carry little reproducible signal. Worst-case bounds show that gender keeps its sign once the screened-out group is accounted for while the cognitive coefficients in the preference channel do not, so we make no directional claim about the latter. One further test qualifies this: conditional on giving an extreme answer, respondents reproduce it about equally often at every ability level. We therefore conclude that decision noise depresses the reliability of survey risk indices and inflates extreme responding among low-ability respondents, that screening for dominated choices addresses only one of the two extremes affected, and that gender remains the one robust preference-side predictor. We do not estimate the size of the noise component, which would require a formal error model.</w:t>
       </w:r>
     </w:p>
     <w:p>
@@ -2266,7 +2266,7 @@
           <w:sz w:val="22"/>
           <w:szCs w:val="22"/>
         </w:rPr>
-        <w:t xml:space="preserve">Table 3 places the comprehension and preference channels side by side, with every coefficient expressed as the change in log-odds per SD of the predictor. The separation is sharp. Years of schooling carries a coefficient of −.183 in the comprehension channel and −.003 in the preference channel, where it is indistinguishable from zero (p = .88). We report ratios in Table 3 for readability, but they should not be read as estimates: where the preference-channel coefficient is statistically indistinguishable from zero, the ratio is unstable and its magnitude carries no information beyond the sign pattern. Raven’s matrices is 4.6 times larger, Serial 7 3.8 times, and the number series 2.3 times. Gender runs the other way: it is 2.3 times larger in the preference channel, and its sign reverses between channels. Women are more likely to confirm a dominated choice (+.083, p &lt; .001) and, conditional on passing the screen, substantially more risk averse (−.190, p &lt; .001).</w:t>
+        <w:t xml:space="preserve">Table 3 places the comprehension and preference channels side by side, with every coefficient expressed as the change in log-odds per SD of the predictor, and tests the difference between channels by a paired bootstrap that resamples households and re-estimates both stages on each replicate. The separation is sharp and it survives that test. Years of schooling acts more strongly on comprehension by .169 per SD (95% CI [.122, .213]), Raven’s matrices by .109 [.059, .158], Serial 7 by .063 [.026, .103], and the number series by .057 [.015, .104]. Gender runs the other way, acting more strongly on preference by .106 [.059, .144], and its sign reverses between channels: women are more likely to confirm a dominated choice (+.083, p &lt; .001) and, conditional on passing the screen, substantially more risk averse (−.190, p &lt; .001). Word recall, self-rated memory, and employment are not distinguishable between channels.</w:t>
       </w:r>
     </w:p>
     <w:p>
@@ -2323,12 +2323,12 @@
         </w:tblBorders>
       </w:tblPr>
       <w:tblGrid>
-        <w:gridCol w:w="2704"/>
-        <w:gridCol w:w="1560"/>
-        <w:gridCol w:w="1144"/>
-        <w:gridCol w:w="1560"/>
-        <w:gridCol w:w="1144"/>
-        <w:gridCol w:w="1248"/>
+        <w:gridCol w:w="2153"/>
+        <w:gridCol w:w="1310"/>
+        <w:gridCol w:w="936"/>
+        <w:gridCol w:w="1217"/>
+        <w:gridCol w:w="936"/>
+        <w:gridCol w:w="2808"/>
       </w:tblGrid>
       <w:tr>
         <w:trPr>
@@ -2336,7 +2336,7 @@
         </w:trPr>
         <w:tc>
           <w:tcPr>
-            <w:tcW w:type="dxa" w:w="2704"/>
+            <w:tcW w:type="dxa" w:w="2153"/>
             <w:tcBorders>
               <w:bottom w:val="single" w:color="000000" w:sz="6"/>
             </w:tcBorders>
@@ -2367,7 +2367,7 @@
         </w:tc>
         <w:tc>
           <w:tcPr>
-            <w:tcW w:type="dxa" w:w="1560"/>
+            <w:tcW w:type="dxa" w:w="1310"/>
             <w:tcBorders>
               <w:bottom w:val="single" w:color="000000" w:sz="6"/>
             </w:tcBorders>
@@ -2398,7 +2398,7 @@
         </w:tc>
         <w:tc>
           <w:tcPr>
-            <w:tcW w:type="dxa" w:w="1144"/>
+            <w:tcW w:type="dxa" w:w="936"/>
             <w:tcBorders>
               <w:bottom w:val="single" w:color="000000" w:sz="6"/>
             </w:tcBorders>
@@ -2429,7 +2429,7 @@
         </w:tc>
         <w:tc>
           <w:tcPr>
-            <w:tcW w:type="dxa" w:w="1560"/>
+            <w:tcW w:type="dxa" w:w="1217"/>
             <w:tcBorders>
               <w:bottom w:val="single" w:color="000000" w:sz="6"/>
             </w:tcBorders>
@@ -2460,7 +2460,7 @@
         </w:tc>
         <w:tc>
           <w:tcPr>
-            <w:tcW w:type="dxa" w:w="1144"/>
+            <w:tcW w:type="dxa" w:w="936"/>
             <w:tcBorders>
               <w:bottom w:val="single" w:color="000000" w:sz="6"/>
             </w:tcBorders>
@@ -2491,7 +2491,7 @@
         </w:tc>
         <w:tc>
           <w:tcPr>
-            <w:tcW w:type="dxa" w:w="1248"/>
+            <w:tcW w:type="dxa" w:w="2808"/>
             <w:tcBorders>
               <w:bottom w:val="single" w:color="000000" w:sz="6"/>
             </w:tcBorders>
@@ -2516,7 +2516,7 @@
                 <w:sz w:val="20"/>
                 <w:szCs w:val="20"/>
               </w:rPr>
-              <w:t xml:space="preserve">Ratio</w:t>
+              <w:t xml:space="preserve">Difference in |effect| [95% CI]</w:t>
             </w:r>
           </w:p>
         </w:tc>
@@ -2527,7 +2527,7 @@
         </w:trPr>
         <w:tc>
           <w:tcPr>
-            <w:tcW w:type="dxa" w:w="2704"/>
+            <w:tcW w:type="dxa" w:w="2153"/>
             <w:gridSpan w:val="6"/>
             <w:tcMar>
               <w:top w:type="dxa" w:w="40"/>
@@ -2561,7 +2561,7 @@
         </w:trPr>
         <w:tc>
           <w:tcPr>
-            <w:tcW w:type="dxa" w:w="2704"/>
+            <w:tcW w:type="dxa" w:w="2153"/>
             <w:tcMar>
               <w:top w:type="dxa" w:w="40"/>
               <w:left w:type="dxa" w:w="80"/>
@@ -2589,7 +2589,7 @@
         </w:tc>
         <w:tc>
           <w:tcPr>
-            <w:tcW w:type="dxa" w:w="1560"/>
+            <w:tcW w:type="dxa" w:w="1310"/>
             <w:tcMar>
               <w:top w:type="dxa" w:w="40"/>
               <w:left w:type="dxa" w:w="80"/>
@@ -2617,7 +2617,7 @@
         </w:tc>
         <w:tc>
           <w:tcPr>
-            <w:tcW w:type="dxa" w:w="1144"/>
+            <w:tcW w:type="dxa" w:w="936"/>
             <w:tcMar>
               <w:top w:type="dxa" w:w="40"/>
               <w:left w:type="dxa" w:w="80"/>
@@ -2645,7 +2645,7 @@
         </w:tc>
         <w:tc>
           <w:tcPr>
-            <w:tcW w:type="dxa" w:w="1560"/>
+            <w:tcW w:type="dxa" w:w="1217"/>
             <w:tcMar>
               <w:top w:type="dxa" w:w="40"/>
               <w:left w:type="dxa" w:w="80"/>
@@ -2673,7 +2673,7 @@
         </w:tc>
         <w:tc>
           <w:tcPr>
-            <w:tcW w:type="dxa" w:w="1144"/>
+            <w:tcW w:type="dxa" w:w="936"/>
             <w:tcMar>
               <w:top w:type="dxa" w:w="40"/>
               <w:left w:type="dxa" w:w="80"/>
@@ -2701,29 +2701,29 @@
         </w:tc>
         <w:tc>
           <w:tcPr>
-            <w:tcW w:type="dxa" w:w="1248"/>
-            <w:tcMar>
-              <w:top w:type="dxa" w:w="40"/>
-              <w:left w:type="dxa" w:w="80"/>
-              <w:bottom w:type="dxa" w:w="40"/>
-              <w:right w:type="dxa" w:w="80"/>
-            </w:tcMar>
-          </w:tcPr>
-          <w:p>
-            <w:pPr>
-              <w:spacing w:after="0" w:line="260"/>
-              <w:jc w:val="center"/>
-            </w:pPr>
-            <w:r>
-              <w:rPr>
-                <w:b w:val="false"/>
-                <w:bCs w:val="false"/>
-                <w:i w:val="false"/>
-                <w:iCs w:val="false"/>
-                <w:sz w:val="20"/>
-                <w:szCs w:val="20"/>
-              </w:rPr>
-              <w:t xml:space="preserve">4.6</w:t>
+            <w:tcW w:type="dxa" w:w="2808"/>
+            <w:tcMar>
+              <w:top w:type="dxa" w:w="40"/>
+              <w:left w:type="dxa" w:w="80"/>
+              <w:bottom w:type="dxa" w:w="40"/>
+              <w:right w:type="dxa" w:w="80"/>
+            </w:tcMar>
+          </w:tcPr>
+          <w:p>
+            <w:pPr>
+              <w:spacing w:after="0" w:line="260"/>
+              <w:jc w:val="center"/>
+            </w:pPr>
+            <w:r>
+              <w:rPr>
+                <w:b w:val="false"/>
+                <w:bCs w:val="false"/>
+                <w:i w:val="false"/>
+                <w:iCs w:val="false"/>
+                <w:sz w:val="20"/>
+                <w:szCs w:val="20"/>
+              </w:rPr>
+              <w:t xml:space="preserve">0.109 [0.059, 0.158]</w:t>
             </w:r>
           </w:p>
         </w:tc>
@@ -2734,7 +2734,7 @@
         </w:trPr>
         <w:tc>
           <w:tcPr>
-            <w:tcW w:type="dxa" w:w="2704"/>
+            <w:tcW w:type="dxa" w:w="2153"/>
             <w:tcMar>
               <w:top w:type="dxa" w:w="40"/>
               <w:left w:type="dxa" w:w="80"/>
@@ -2762,7 +2762,7 @@
         </w:tc>
         <w:tc>
           <w:tcPr>
-            <w:tcW w:type="dxa" w:w="1560"/>
+            <w:tcW w:type="dxa" w:w="1310"/>
             <w:tcMar>
               <w:top w:type="dxa" w:w="40"/>
               <w:left w:type="dxa" w:w="80"/>
@@ -2790,7 +2790,7 @@
         </w:tc>
         <w:tc>
           <w:tcPr>
-            <w:tcW w:type="dxa" w:w="1144"/>
+            <w:tcW w:type="dxa" w:w="936"/>
             <w:tcMar>
               <w:top w:type="dxa" w:w="40"/>
               <w:left w:type="dxa" w:w="80"/>
@@ -2818,7 +2818,7 @@
         </w:tc>
         <w:tc>
           <w:tcPr>
-            <w:tcW w:type="dxa" w:w="1560"/>
+            <w:tcW w:type="dxa" w:w="1217"/>
             <w:tcMar>
               <w:top w:type="dxa" w:w="40"/>
               <w:left w:type="dxa" w:w="80"/>
@@ -2846,7 +2846,7 @@
         </w:tc>
         <w:tc>
           <w:tcPr>
-            <w:tcW w:type="dxa" w:w="1144"/>
+            <w:tcW w:type="dxa" w:w="936"/>
             <w:tcMar>
               <w:top w:type="dxa" w:w="40"/>
               <w:left w:type="dxa" w:w="80"/>
@@ -2874,29 +2874,29 @@
         </w:tc>
         <w:tc>
           <w:tcPr>
-            <w:tcW w:type="dxa" w:w="1248"/>
-            <w:tcMar>
-              <w:top w:type="dxa" w:w="40"/>
-              <w:left w:type="dxa" w:w="80"/>
-              <w:bottom w:type="dxa" w:w="40"/>
-              <w:right w:type="dxa" w:w="80"/>
-            </w:tcMar>
-          </w:tcPr>
-          <w:p>
-            <w:pPr>
-              <w:spacing w:after="0" w:line="260"/>
-              <w:jc w:val="center"/>
-            </w:pPr>
-            <w:r>
-              <w:rPr>
-                <w:b w:val="false"/>
-                <w:bCs w:val="false"/>
-                <w:i w:val="false"/>
-                <w:iCs w:val="false"/>
-                <w:sz w:val="20"/>
-                <w:szCs w:val="20"/>
-              </w:rPr>
-              <w:t xml:space="preserve">2.3</w:t>
+            <w:tcW w:type="dxa" w:w="2808"/>
+            <w:tcMar>
+              <w:top w:type="dxa" w:w="40"/>
+              <w:left w:type="dxa" w:w="80"/>
+              <w:bottom w:type="dxa" w:w="40"/>
+              <w:right w:type="dxa" w:w="80"/>
+            </w:tcMar>
+          </w:tcPr>
+          <w:p>
+            <w:pPr>
+              <w:spacing w:after="0" w:line="260"/>
+              <w:jc w:val="center"/>
+            </w:pPr>
+            <w:r>
+              <w:rPr>
+                <w:b w:val="false"/>
+                <w:bCs w:val="false"/>
+                <w:i w:val="false"/>
+                <w:iCs w:val="false"/>
+                <w:sz w:val="20"/>
+                <w:szCs w:val="20"/>
+              </w:rPr>
+              <w:t xml:space="preserve">0.057 [0.015, 0.104]</w:t>
             </w:r>
           </w:p>
         </w:tc>
@@ -2907,7 +2907,7 @@
         </w:trPr>
         <w:tc>
           <w:tcPr>
-            <w:tcW w:type="dxa" w:w="2704"/>
+            <w:tcW w:type="dxa" w:w="2153"/>
             <w:tcMar>
               <w:top w:type="dxa" w:w="40"/>
               <w:left w:type="dxa" w:w="80"/>
@@ -2935,7 +2935,7 @@
         </w:tc>
         <w:tc>
           <w:tcPr>
-            <w:tcW w:type="dxa" w:w="1560"/>
+            <w:tcW w:type="dxa" w:w="1310"/>
             <w:tcMar>
               <w:top w:type="dxa" w:w="40"/>
               <w:left w:type="dxa" w:w="80"/>
@@ -2963,7 +2963,7 @@
         </w:tc>
         <w:tc>
           <w:tcPr>
-            <w:tcW w:type="dxa" w:w="1144"/>
+            <w:tcW w:type="dxa" w:w="936"/>
             <w:tcMar>
               <w:top w:type="dxa" w:w="40"/>
               <w:left w:type="dxa" w:w="80"/>
@@ -2991,7 +2991,7 @@
         </w:tc>
         <w:tc>
           <w:tcPr>
-            <w:tcW w:type="dxa" w:w="1560"/>
+            <w:tcW w:type="dxa" w:w="1217"/>
             <w:tcMar>
               <w:top w:type="dxa" w:w="40"/>
               <w:left w:type="dxa" w:w="80"/>
@@ -3019,7 +3019,7 @@
         </w:tc>
         <w:tc>
           <w:tcPr>
-            <w:tcW w:type="dxa" w:w="1144"/>
+            <w:tcW w:type="dxa" w:w="936"/>
             <w:tcMar>
               <w:top w:type="dxa" w:w="40"/>
               <w:left w:type="dxa" w:w="80"/>
@@ -3047,29 +3047,29 @@
         </w:tc>
         <w:tc>
           <w:tcPr>
-            <w:tcW w:type="dxa" w:w="1248"/>
-            <w:tcMar>
-              <w:top w:type="dxa" w:w="40"/>
-              <w:left w:type="dxa" w:w="80"/>
-              <w:bottom w:type="dxa" w:w="40"/>
-              <w:right w:type="dxa" w:w="80"/>
-            </w:tcMar>
-          </w:tcPr>
-          <w:p>
-            <w:pPr>
-              <w:spacing w:after="0" w:line="260"/>
-              <w:jc w:val="center"/>
-            </w:pPr>
-            <w:r>
-              <w:rPr>
-                <w:b w:val="false"/>
-                <w:bCs w:val="false"/>
-                <w:i w:val="false"/>
-                <w:iCs w:val="false"/>
-                <w:sz w:val="20"/>
-                <w:szCs w:val="20"/>
-              </w:rPr>
-              <w:t xml:space="preserve">3.8</w:t>
+            <w:tcW w:type="dxa" w:w="2808"/>
+            <w:tcMar>
+              <w:top w:type="dxa" w:w="40"/>
+              <w:left w:type="dxa" w:w="80"/>
+              <w:bottom w:type="dxa" w:w="40"/>
+              <w:right w:type="dxa" w:w="80"/>
+            </w:tcMar>
+          </w:tcPr>
+          <w:p>
+            <w:pPr>
+              <w:spacing w:after="0" w:line="260"/>
+              <w:jc w:val="center"/>
+            </w:pPr>
+            <w:r>
+              <w:rPr>
+                <w:b w:val="false"/>
+                <w:bCs w:val="false"/>
+                <w:i w:val="false"/>
+                <w:iCs w:val="false"/>
+                <w:sz w:val="20"/>
+                <w:szCs w:val="20"/>
+              </w:rPr>
+              <w:t xml:space="preserve">0.063 [0.026, 0.103]</w:t>
             </w:r>
           </w:p>
         </w:tc>
@@ -3080,7 +3080,7 @@
         </w:trPr>
         <w:tc>
           <w:tcPr>
-            <w:tcW w:type="dxa" w:w="2704"/>
+            <w:tcW w:type="dxa" w:w="2153"/>
             <w:tcMar>
               <w:top w:type="dxa" w:w="40"/>
               <w:left w:type="dxa" w:w="80"/>
@@ -3108,7 +3108,7 @@
         </w:tc>
         <w:tc>
           <w:tcPr>
-            <w:tcW w:type="dxa" w:w="1560"/>
+            <w:tcW w:type="dxa" w:w="1310"/>
             <w:tcMar>
               <w:top w:type="dxa" w:w="40"/>
               <w:left w:type="dxa" w:w="80"/>
@@ -3136,7 +3136,7 @@
         </w:tc>
         <w:tc>
           <w:tcPr>
-            <w:tcW w:type="dxa" w:w="1144"/>
+            <w:tcW w:type="dxa" w:w="936"/>
             <w:tcMar>
               <w:top w:type="dxa" w:w="40"/>
               <w:left w:type="dxa" w:w="80"/>
@@ -3164,7 +3164,7 @@
         </w:tc>
         <w:tc>
           <w:tcPr>
-            <w:tcW w:type="dxa" w:w="1560"/>
+            <w:tcW w:type="dxa" w:w="1217"/>
             <w:tcMar>
               <w:top w:type="dxa" w:w="40"/>
               <w:left w:type="dxa" w:w="80"/>
@@ -3192,7 +3192,7 @@
         </w:tc>
         <w:tc>
           <w:tcPr>
-            <w:tcW w:type="dxa" w:w="1144"/>
+            <w:tcW w:type="dxa" w:w="936"/>
             <w:tcMar>
               <w:top w:type="dxa" w:w="40"/>
               <w:left w:type="dxa" w:w="80"/>
@@ -3220,29 +3220,29 @@
         </w:tc>
         <w:tc>
           <w:tcPr>
-            <w:tcW w:type="dxa" w:w="1248"/>
-            <w:tcMar>
-              <w:top w:type="dxa" w:w="40"/>
-              <w:left w:type="dxa" w:w="80"/>
-              <w:bottom w:type="dxa" w:w="40"/>
-              <w:right w:type="dxa" w:w="80"/>
-            </w:tcMar>
-          </w:tcPr>
-          <w:p>
-            <w:pPr>
-              <w:spacing w:after="0" w:line="260"/>
-              <w:jc w:val="center"/>
-            </w:pPr>
-            <w:r>
-              <w:rPr>
-                <w:b w:val="false"/>
-                <w:bCs w:val="false"/>
-                <w:i w:val="false"/>
-                <w:iCs w:val="false"/>
-                <w:sz w:val="20"/>
-                <w:szCs w:val="20"/>
-              </w:rPr>
-              <w:t xml:space="preserve">1.3</w:t>
+            <w:tcW w:type="dxa" w:w="2808"/>
+            <w:tcMar>
+              <w:top w:type="dxa" w:w="40"/>
+              <w:left w:type="dxa" w:w="80"/>
+              <w:bottom w:type="dxa" w:w="40"/>
+              <w:right w:type="dxa" w:w="80"/>
+            </w:tcMar>
+          </w:tcPr>
+          <w:p>
+            <w:pPr>
+              <w:spacing w:after="0" w:line="260"/>
+              <w:jc w:val="center"/>
+            </w:pPr>
+            <w:r>
+              <w:rPr>
+                <w:b w:val="false"/>
+                <w:bCs w:val="false"/>
+                <w:i w:val="false"/>
+                <w:iCs w:val="false"/>
+                <w:sz w:val="20"/>
+                <w:szCs w:val="20"/>
+              </w:rPr>
+              <w:t xml:space="preserve">0.011 [−0.056, 0.070]</w:t>
             </w:r>
           </w:p>
         </w:tc>
@@ -3253,7 +3253,7 @@
         </w:trPr>
         <w:tc>
           <w:tcPr>
-            <w:tcW w:type="dxa" w:w="2704"/>
+            <w:tcW w:type="dxa" w:w="2153"/>
             <w:tcMar>
               <w:top w:type="dxa" w:w="40"/>
               <w:left w:type="dxa" w:w="80"/>
@@ -3281,7 +3281,7 @@
         </w:tc>
         <w:tc>
           <w:tcPr>
-            <w:tcW w:type="dxa" w:w="1560"/>
+            <w:tcW w:type="dxa" w:w="1310"/>
             <w:tcMar>
               <w:top w:type="dxa" w:w="40"/>
               <w:left w:type="dxa" w:w="80"/>
@@ -3309,7 +3309,7 @@
         </w:tc>
         <w:tc>
           <w:tcPr>
-            <w:tcW w:type="dxa" w:w="1144"/>
+            <w:tcW w:type="dxa" w:w="936"/>
             <w:tcMar>
               <w:top w:type="dxa" w:w="40"/>
               <w:left w:type="dxa" w:w="80"/>
@@ -3337,7 +3337,7 @@
         </w:tc>
         <w:tc>
           <w:tcPr>
-            <w:tcW w:type="dxa" w:w="1560"/>
+            <w:tcW w:type="dxa" w:w="1217"/>
             <w:tcMar>
               <w:top w:type="dxa" w:w="40"/>
               <w:left w:type="dxa" w:w="80"/>
@@ -3365,7 +3365,7 @@
         </w:tc>
         <w:tc>
           <w:tcPr>
-            <w:tcW w:type="dxa" w:w="1144"/>
+            <w:tcW w:type="dxa" w:w="936"/>
             <w:tcMar>
               <w:top w:type="dxa" w:w="40"/>
               <w:left w:type="dxa" w:w="80"/>
@@ -3393,29 +3393,29 @@
         </w:tc>
         <w:tc>
           <w:tcPr>
-            <w:tcW w:type="dxa" w:w="1248"/>
-            <w:tcMar>
-              <w:top w:type="dxa" w:w="40"/>
-              <w:left w:type="dxa" w:w="80"/>
-              <w:bottom w:type="dxa" w:w="40"/>
-              <w:right w:type="dxa" w:w="80"/>
-            </w:tcMar>
-          </w:tcPr>
-          <w:p>
-            <w:pPr>
-              <w:spacing w:after="0" w:line="260"/>
-              <w:jc w:val="center"/>
-            </w:pPr>
-            <w:r>
-              <w:rPr>
-                <w:b w:val="false"/>
-                <w:bCs w:val="false"/>
-                <w:i w:val="false"/>
-                <w:iCs w:val="false"/>
-                <w:sz w:val="20"/>
-                <w:szCs w:val="20"/>
-              </w:rPr>
-              <w:t xml:space="preserve">0.8</w:t>
+            <w:tcW w:type="dxa" w:w="2808"/>
+            <w:tcMar>
+              <w:top w:type="dxa" w:w="40"/>
+              <w:left w:type="dxa" w:w="80"/>
+              <w:bottom w:type="dxa" w:w="40"/>
+              <w:right w:type="dxa" w:w="80"/>
+            </w:tcMar>
+          </w:tcPr>
+          <w:p>
+            <w:pPr>
+              <w:spacing w:after="0" w:line="260"/>
+              <w:jc w:val="center"/>
+            </w:pPr>
+            <w:r>
+              <w:rPr>
+                <w:b w:val="false"/>
+                <w:bCs w:val="false"/>
+                <w:i w:val="false"/>
+                <w:iCs w:val="false"/>
+                <w:sz w:val="20"/>
+                <w:szCs w:val="20"/>
+              </w:rPr>
+              <w:t xml:space="preserve">0.000 [−0.039, 0.041]</w:t>
             </w:r>
           </w:p>
         </w:tc>
@@ -3426,7 +3426,7 @@
         </w:trPr>
         <w:tc>
           <w:tcPr>
-            <w:tcW w:type="dxa" w:w="2704"/>
+            <w:tcW w:type="dxa" w:w="2153"/>
             <w:tcMar>
               <w:top w:type="dxa" w:w="40"/>
               <w:left w:type="dxa" w:w="80"/>
@@ -3454,7 +3454,7 @@
         </w:tc>
         <w:tc>
           <w:tcPr>
-            <w:tcW w:type="dxa" w:w="1560"/>
+            <w:tcW w:type="dxa" w:w="1310"/>
             <w:tcMar>
               <w:top w:type="dxa" w:w="40"/>
               <w:left w:type="dxa" w:w="80"/>
@@ -3482,7 +3482,7 @@
         </w:tc>
         <w:tc>
           <w:tcPr>
-            <w:tcW w:type="dxa" w:w="1144"/>
+            <w:tcW w:type="dxa" w:w="936"/>
             <w:tcMar>
               <w:top w:type="dxa" w:w="40"/>
               <w:left w:type="dxa" w:w="80"/>
@@ -3510,7 +3510,7 @@
         </w:tc>
         <w:tc>
           <w:tcPr>
-            <w:tcW w:type="dxa" w:w="1560"/>
+            <w:tcW w:type="dxa" w:w="1217"/>
             <w:tcMar>
               <w:top w:type="dxa" w:w="40"/>
               <w:left w:type="dxa" w:w="80"/>
@@ -3538,7 +3538,7 @@
         </w:tc>
         <w:tc>
           <w:tcPr>
-            <w:tcW w:type="dxa" w:w="1144"/>
+            <w:tcW w:type="dxa" w:w="936"/>
             <w:tcMar>
               <w:top w:type="dxa" w:w="40"/>
               <w:left w:type="dxa" w:w="80"/>
@@ -3566,29 +3566,29 @@
         </w:tc>
         <w:tc>
           <w:tcPr>
-            <w:tcW w:type="dxa" w:w="1248"/>
-            <w:tcMar>
-              <w:top w:type="dxa" w:w="40"/>
-              <w:left w:type="dxa" w:w="80"/>
-              <w:bottom w:type="dxa" w:w="40"/>
-              <w:right w:type="dxa" w:w="80"/>
-            </w:tcMar>
-          </w:tcPr>
-          <w:p>
-            <w:pPr>
-              <w:spacing w:after="0" w:line="260"/>
-              <w:jc w:val="center"/>
-            </w:pPr>
-            <w:r>
-              <w:rPr>
-                <w:b w:val="false"/>
-                <w:bCs w:val="false"/>
-                <w:i w:val="false"/>
-                <w:iCs w:val="false"/>
-                <w:sz w:val="20"/>
-                <w:szCs w:val="20"/>
-              </w:rPr>
-              <w:t xml:space="preserve">1.0</w:t>
+            <w:tcW w:type="dxa" w:w="2808"/>
+            <w:tcMar>
+              <w:top w:type="dxa" w:w="40"/>
+              <w:left w:type="dxa" w:w="80"/>
+              <w:bottom w:type="dxa" w:w="40"/>
+              <w:right w:type="dxa" w:w="80"/>
+            </w:tcMar>
+          </w:tcPr>
+          <w:p>
+            <w:pPr>
+              <w:spacing w:after="0" w:line="260"/>
+              <w:jc w:val="center"/>
+            </w:pPr>
+            <w:r>
+              <w:rPr>
+                <w:b w:val="false"/>
+                <w:bCs w:val="false"/>
+                <w:i w:val="false"/>
+                <w:iCs w:val="false"/>
+                <w:sz w:val="20"/>
+                <w:szCs w:val="20"/>
+              </w:rPr>
+              <w:t xml:space="preserve">−0.001 [−0.042, 0.044]</w:t>
             </w:r>
           </w:p>
         </w:tc>
@@ -3599,7 +3599,7 @@
         </w:trPr>
         <w:tc>
           <w:tcPr>
-            <w:tcW w:type="dxa" w:w="2704"/>
+            <w:tcW w:type="dxa" w:w="2153"/>
             <w:gridSpan w:val="6"/>
             <w:tcMar>
               <w:top w:type="dxa" w:w="40"/>
@@ -3633,7 +3633,7 @@
         </w:trPr>
         <w:tc>
           <w:tcPr>
-            <w:tcW w:type="dxa" w:w="2704"/>
+            <w:tcW w:type="dxa" w:w="2153"/>
             <w:tcMar>
               <w:top w:type="dxa" w:w="40"/>
               <w:left w:type="dxa" w:w="80"/>
@@ -3661,7 +3661,7 @@
         </w:tc>
         <w:tc>
           <w:tcPr>
-            <w:tcW w:type="dxa" w:w="1560"/>
+            <w:tcW w:type="dxa" w:w="1310"/>
             <w:tcMar>
               <w:top w:type="dxa" w:w="40"/>
               <w:left w:type="dxa" w:w="80"/>
@@ -3689,7 +3689,7 @@
         </w:tc>
         <w:tc>
           <w:tcPr>
-            <w:tcW w:type="dxa" w:w="1144"/>
+            <w:tcW w:type="dxa" w:w="936"/>
             <w:tcMar>
               <w:top w:type="dxa" w:w="40"/>
               <w:left w:type="dxa" w:w="80"/>
@@ -3717,7 +3717,7 @@
         </w:tc>
         <w:tc>
           <w:tcPr>
-            <w:tcW w:type="dxa" w:w="1560"/>
+            <w:tcW w:type="dxa" w:w="1217"/>
             <w:tcMar>
               <w:top w:type="dxa" w:w="40"/>
               <w:left w:type="dxa" w:w="80"/>
@@ -3745,7 +3745,7 @@
         </w:tc>
         <w:tc>
           <w:tcPr>
-            <w:tcW w:type="dxa" w:w="1144"/>
+            <w:tcW w:type="dxa" w:w="936"/>
             <w:tcMar>
               <w:top w:type="dxa" w:w="40"/>
               <w:left w:type="dxa" w:w="80"/>
@@ -3773,29 +3773,29 @@
         </w:tc>
         <w:tc>
           <w:tcPr>
-            <w:tcW w:type="dxa" w:w="1248"/>
-            <w:tcMar>
-              <w:top w:type="dxa" w:w="40"/>
-              <w:left w:type="dxa" w:w="80"/>
-              <w:bottom w:type="dxa" w:w="40"/>
-              <w:right w:type="dxa" w:w="80"/>
-            </w:tcMar>
-          </w:tcPr>
-          <w:p>
-            <w:pPr>
-              <w:spacing w:after="0" w:line="260"/>
-              <w:jc w:val="center"/>
-            </w:pPr>
-            <w:r>
-              <w:rPr>
-                <w:b w:val="false"/>
-                <w:bCs w:val="false"/>
-                <w:i w:val="false"/>
-                <w:iCs w:val="false"/>
-                <w:sz w:val="20"/>
-                <w:szCs w:val="20"/>
-              </w:rPr>
-              <w:t xml:space="preserve">66.6</w:t>
+            <w:tcW w:type="dxa" w:w="2808"/>
+            <w:tcMar>
+              <w:top w:type="dxa" w:w="40"/>
+              <w:left w:type="dxa" w:w="80"/>
+              <w:bottom w:type="dxa" w:w="40"/>
+              <w:right w:type="dxa" w:w="80"/>
+            </w:tcMar>
+          </w:tcPr>
+          <w:p>
+            <w:pPr>
+              <w:spacing w:after="0" w:line="260"/>
+              <w:jc w:val="center"/>
+            </w:pPr>
+            <w:r>
+              <w:rPr>
+                <w:b w:val="false"/>
+                <w:bCs w:val="false"/>
+                <w:i w:val="false"/>
+                <w:iCs w:val="false"/>
+                <w:sz w:val="20"/>
+                <w:szCs w:val="20"/>
+              </w:rPr>
+              <w:t xml:space="preserve">0.169 [0.122, 0.213]</w:t>
             </w:r>
           </w:p>
         </w:tc>
@@ -3806,7 +3806,7 @@
         </w:trPr>
         <w:tc>
           <w:tcPr>
-            <w:tcW w:type="dxa" w:w="2704"/>
+            <w:tcW w:type="dxa" w:w="2153"/>
             <w:tcMar>
               <w:top w:type="dxa" w:w="40"/>
               <w:left w:type="dxa" w:w="80"/>
@@ -3834,7 +3834,7 @@
         </w:tc>
         <w:tc>
           <w:tcPr>
-            <w:tcW w:type="dxa" w:w="1560"/>
+            <w:tcW w:type="dxa" w:w="1310"/>
             <w:tcMar>
               <w:top w:type="dxa" w:w="40"/>
               <w:left w:type="dxa" w:w="80"/>
@@ -3862,7 +3862,7 @@
         </w:tc>
         <w:tc>
           <w:tcPr>
-            <w:tcW w:type="dxa" w:w="1144"/>
+            <w:tcW w:type="dxa" w:w="936"/>
             <w:tcMar>
               <w:top w:type="dxa" w:w="40"/>
               <w:left w:type="dxa" w:w="80"/>
@@ -3890,7 +3890,7 @@
         </w:tc>
         <w:tc>
           <w:tcPr>
-            <w:tcW w:type="dxa" w:w="1560"/>
+            <w:tcW w:type="dxa" w:w="1217"/>
             <w:tcMar>
               <w:top w:type="dxa" w:w="40"/>
               <w:left w:type="dxa" w:w="80"/>
@@ -3918,7 +3918,7 @@
         </w:tc>
         <w:tc>
           <w:tcPr>
-            <w:tcW w:type="dxa" w:w="1144"/>
+            <w:tcW w:type="dxa" w:w="936"/>
             <w:tcMar>
               <w:top w:type="dxa" w:w="40"/>
               <w:left w:type="dxa" w:w="80"/>
@@ -3946,29 +3946,29 @@
         </w:tc>
         <w:tc>
           <w:tcPr>
-            <w:tcW w:type="dxa" w:w="1248"/>
-            <w:tcMar>
-              <w:top w:type="dxa" w:w="40"/>
-              <w:left w:type="dxa" w:w="80"/>
-              <w:bottom w:type="dxa" w:w="40"/>
-              <w:right w:type="dxa" w:w="80"/>
-            </w:tcMar>
-          </w:tcPr>
-          <w:p>
-            <w:pPr>
-              <w:spacing w:after="0" w:line="260"/>
-              <w:jc w:val="center"/>
-            </w:pPr>
-            <w:r>
-              <w:rPr>
-                <w:b w:val="false"/>
-                <w:bCs w:val="false"/>
-                <w:i w:val="false"/>
-                <w:iCs w:val="false"/>
-                <w:sz w:val="20"/>
-                <w:szCs w:val="20"/>
-              </w:rPr>
-              <w:t xml:space="preserve">0.4</w:t>
+            <w:tcW w:type="dxa" w:w="2808"/>
+            <w:tcMar>
+              <w:top w:type="dxa" w:w="40"/>
+              <w:left w:type="dxa" w:w="80"/>
+              <w:bottom w:type="dxa" w:w="40"/>
+              <w:right w:type="dxa" w:w="80"/>
+            </w:tcMar>
+          </w:tcPr>
+          <w:p>
+            <w:pPr>
+              <w:spacing w:after="0" w:line="260"/>
+              <w:jc w:val="center"/>
+            </w:pPr>
+            <w:r>
+              <w:rPr>
+                <w:b w:val="false"/>
+                <w:bCs w:val="false"/>
+                <w:i w:val="false"/>
+                <w:iCs w:val="false"/>
+                <w:sz w:val="20"/>
+                <w:szCs w:val="20"/>
+              </w:rPr>
+              <w:t xml:space="preserve">−0.106 [−0.144, −0.059]</w:t>
             </w:r>
           </w:p>
         </w:tc>
@@ -3979,7 +3979,7 @@
         </w:trPr>
         <w:tc>
           <w:tcPr>
-            <w:tcW w:type="dxa" w:w="2704"/>
+            <w:tcW w:type="dxa" w:w="2153"/>
             <w:tcMar>
               <w:top w:type="dxa" w:w="40"/>
               <w:left w:type="dxa" w:w="80"/>
@@ -4007,7 +4007,7 @@
         </w:tc>
         <w:tc>
           <w:tcPr>
-            <w:tcW w:type="dxa" w:w="1560"/>
+            <w:tcW w:type="dxa" w:w="1310"/>
             <w:tcMar>
               <w:top w:type="dxa" w:w="40"/>
               <w:left w:type="dxa" w:w="80"/>
@@ -4035,7 +4035,7 @@
         </w:tc>
         <w:tc>
           <w:tcPr>
-            <w:tcW w:type="dxa" w:w="1144"/>
+            <w:tcW w:type="dxa" w:w="936"/>
             <w:tcMar>
               <w:top w:type="dxa" w:w="40"/>
               <w:left w:type="dxa" w:w="80"/>
@@ -4063,7 +4063,7 @@
         </w:tc>
         <w:tc>
           <w:tcPr>
-            <w:tcW w:type="dxa" w:w="1560"/>
+            <w:tcW w:type="dxa" w:w="1217"/>
             <w:tcMar>
               <w:top w:type="dxa" w:w="40"/>
               <w:left w:type="dxa" w:w="80"/>
@@ -4091,7 +4091,7 @@
         </w:tc>
         <w:tc>
           <w:tcPr>
-            <w:tcW w:type="dxa" w:w="1144"/>
+            <w:tcW w:type="dxa" w:w="936"/>
             <w:tcMar>
               <w:top w:type="dxa" w:w="40"/>
               <w:left w:type="dxa" w:w="80"/>
@@ -4119,29 +4119,29 @@
         </w:tc>
         <w:tc>
           <w:tcPr>
-            <w:tcW w:type="dxa" w:w="1248"/>
-            <w:tcMar>
-              <w:top w:type="dxa" w:w="40"/>
-              <w:left w:type="dxa" w:w="80"/>
-              <w:bottom w:type="dxa" w:w="40"/>
-              <w:right w:type="dxa" w:w="80"/>
-            </w:tcMar>
-          </w:tcPr>
-          <w:p>
-            <w:pPr>
-              <w:spacing w:after="0" w:line="260"/>
-              <w:jc w:val="center"/>
-            </w:pPr>
-            <w:r>
-              <w:rPr>
-                <w:b w:val="false"/>
-                <w:bCs w:val="false"/>
-                <w:i w:val="false"/>
-                <w:iCs w:val="false"/>
-                <w:sz w:val="20"/>
-                <w:szCs w:val="20"/>
-              </w:rPr>
-              <w:t xml:space="preserve">10.3</w:t>
+            <w:tcW w:type="dxa" w:w="2808"/>
+            <w:tcMar>
+              <w:top w:type="dxa" w:w="40"/>
+              <w:left w:type="dxa" w:w="80"/>
+              <w:bottom w:type="dxa" w:w="40"/>
+              <w:right w:type="dxa" w:w="80"/>
+            </w:tcMar>
+          </w:tcPr>
+          <w:p>
+            <w:pPr>
+              <w:spacing w:after="0" w:line="260"/>
+              <w:jc w:val="center"/>
+            </w:pPr>
+            <w:r>
+              <w:rPr>
+                <w:b w:val="false"/>
+                <w:bCs w:val="false"/>
+                <w:i w:val="false"/>
+                <w:iCs w:val="false"/>
+                <w:sz w:val="20"/>
+                <w:szCs w:val="20"/>
+              </w:rPr>
+              <w:t xml:space="preserve">0.056 [0.023, 0.091]</w:t>
             </w:r>
           </w:p>
         </w:tc>
@@ -4152,7 +4152,7 @@
         </w:trPr>
         <w:tc>
           <w:tcPr>
-            <w:tcW w:type="dxa" w:w="2704"/>
+            <w:tcW w:type="dxa" w:w="2153"/>
             <w:tcMar>
               <w:top w:type="dxa" w:w="40"/>
               <w:left w:type="dxa" w:w="80"/>
@@ -4180,7 +4180,7 @@
         </w:tc>
         <w:tc>
           <w:tcPr>
-            <w:tcW w:type="dxa" w:w="1560"/>
+            <w:tcW w:type="dxa" w:w="1310"/>
             <w:tcMar>
               <w:top w:type="dxa" w:w="40"/>
               <w:left w:type="dxa" w:w="80"/>
@@ -4208,7 +4208,7 @@
         </w:tc>
         <w:tc>
           <w:tcPr>
-            <w:tcW w:type="dxa" w:w="1144"/>
+            <w:tcW w:type="dxa" w:w="936"/>
             <w:tcMar>
               <w:top w:type="dxa" w:w="40"/>
               <w:left w:type="dxa" w:w="80"/>
@@ -4236,7 +4236,7 @@
         </w:tc>
         <w:tc>
           <w:tcPr>
-            <w:tcW w:type="dxa" w:w="1560"/>
+            <w:tcW w:type="dxa" w:w="1217"/>
             <w:tcMar>
               <w:top w:type="dxa" w:w="40"/>
               <w:left w:type="dxa" w:w="80"/>
@@ -4264,7 +4264,7 @@
         </w:tc>
         <w:tc>
           <w:tcPr>
-            <w:tcW w:type="dxa" w:w="1144"/>
+            <w:tcW w:type="dxa" w:w="936"/>
             <w:tcMar>
               <w:top w:type="dxa" w:w="40"/>
               <w:left w:type="dxa" w:w="80"/>
@@ -4292,29 +4292,29 @@
         </w:tc>
         <w:tc>
           <w:tcPr>
-            <w:tcW w:type="dxa" w:w="1248"/>
-            <w:tcMar>
-              <w:top w:type="dxa" w:w="40"/>
-              <w:left w:type="dxa" w:w="80"/>
-              <w:bottom w:type="dxa" w:w="40"/>
-              <w:right w:type="dxa" w:w="80"/>
-            </w:tcMar>
-          </w:tcPr>
-          <w:p>
-            <w:pPr>
-              <w:spacing w:after="0" w:line="260"/>
-              <w:jc w:val="center"/>
-            </w:pPr>
-            <w:r>
-              <w:rPr>
-                <w:b w:val="false"/>
-                <w:bCs w:val="false"/>
-                <w:i w:val="false"/>
-                <w:iCs w:val="false"/>
-                <w:sz w:val="20"/>
-                <w:szCs w:val="20"/>
-              </w:rPr>
-              <w:t xml:space="preserve">2.0</w:t>
+            <w:tcW w:type="dxa" w:w="2808"/>
+            <w:tcMar>
+              <w:top w:type="dxa" w:w="40"/>
+              <w:left w:type="dxa" w:w="80"/>
+              <w:bottom w:type="dxa" w:w="40"/>
+              <w:right w:type="dxa" w:w="80"/>
+            </w:tcMar>
+          </w:tcPr>
+          <w:p>
+            <w:pPr>
+              <w:spacing w:after="0" w:line="260"/>
+              <w:jc w:val="center"/>
+            </w:pPr>
+            <w:r>
+              <w:rPr>
+                <w:b w:val="false"/>
+                <w:bCs w:val="false"/>
+                <w:i w:val="false"/>
+                <w:iCs w:val="false"/>
+                <w:sz w:val="20"/>
+                <w:szCs w:val="20"/>
+              </w:rPr>
+              <w:t xml:space="preserve">0.022 [−0.029, 0.072]</w:t>
             </w:r>
           </w:p>
         </w:tc>
@@ -4325,7 +4325,7 @@
         </w:trPr>
         <w:tc>
           <w:tcPr>
-            <w:tcW w:type="dxa" w:w="2704"/>
+            <w:tcW w:type="dxa" w:w="2153"/>
             <w:tcMar>
               <w:top w:type="dxa" w:w="40"/>
               <w:left w:type="dxa" w:w="80"/>
@@ -4353,7 +4353,7 @@
         </w:tc>
         <w:tc>
           <w:tcPr>
-            <w:tcW w:type="dxa" w:w="1560"/>
+            <w:tcW w:type="dxa" w:w="1310"/>
             <w:tcMar>
               <w:top w:type="dxa" w:w="40"/>
               <w:left w:type="dxa" w:w="80"/>
@@ -4381,7 +4381,7 @@
         </w:tc>
         <w:tc>
           <w:tcPr>
-            <w:tcW w:type="dxa" w:w="1144"/>
+            <w:tcW w:type="dxa" w:w="936"/>
             <w:tcMar>
               <w:top w:type="dxa" w:w="40"/>
               <w:left w:type="dxa" w:w="80"/>
@@ -4409,7 +4409,7 @@
         </w:tc>
         <w:tc>
           <w:tcPr>
-            <w:tcW w:type="dxa" w:w="1560"/>
+            <w:tcW w:type="dxa" w:w="1217"/>
             <w:tcMar>
               <w:top w:type="dxa" w:w="40"/>
               <w:left w:type="dxa" w:w="80"/>
@@ -4437,7 +4437,7 @@
         </w:tc>
         <w:tc>
           <w:tcPr>
-            <w:tcW w:type="dxa" w:w="1144"/>
+            <w:tcW w:type="dxa" w:w="936"/>
             <w:tcMar>
               <w:top w:type="dxa" w:w="40"/>
               <w:left w:type="dxa" w:w="80"/>
@@ -4465,29 +4465,29 @@
         </w:tc>
         <w:tc>
           <w:tcPr>
-            <w:tcW w:type="dxa" w:w="1248"/>
-            <w:tcMar>
-              <w:top w:type="dxa" w:w="40"/>
-              <w:left w:type="dxa" w:w="80"/>
-              <w:bottom w:type="dxa" w:w="40"/>
-              <w:right w:type="dxa" w:w="80"/>
-            </w:tcMar>
-          </w:tcPr>
-          <w:p>
-            <w:pPr>
-              <w:spacing w:after="0" w:line="260"/>
-              <w:jc w:val="center"/>
-            </w:pPr>
-            <w:r>
-              <w:rPr>
-                <w:b w:val="false"/>
-                <w:bCs w:val="false"/>
-                <w:i w:val="false"/>
-                <w:iCs w:val="false"/>
-                <w:sz w:val="20"/>
-                <w:szCs w:val="20"/>
-              </w:rPr>
-              <w:t xml:space="preserve">3.4</w:t>
+            <w:tcW w:type="dxa" w:w="2808"/>
+            <w:tcMar>
+              <w:top w:type="dxa" w:w="40"/>
+              <w:left w:type="dxa" w:w="80"/>
+              <w:bottom w:type="dxa" w:w="40"/>
+              <w:right w:type="dxa" w:w="80"/>
+            </w:tcMar>
+          </w:tcPr>
+          <w:p>
+            <w:pPr>
+              <w:spacing w:after="0" w:line="260"/>
+              <w:jc w:val="center"/>
+            </w:pPr>
+            <w:r>
+              <w:rPr>
+                <w:b w:val="false"/>
+                <w:bCs w:val="false"/>
+                <w:i w:val="false"/>
+                <w:iCs w:val="false"/>
+                <w:sz w:val="20"/>
+                <w:szCs w:val="20"/>
+              </w:rPr>
+              <w:t xml:space="preserve">0.055 [0.005, 0.096]</w:t>
             </w:r>
           </w:p>
         </w:tc>
@@ -4498,7 +4498,7 @@
         </w:trPr>
         <w:tc>
           <w:tcPr>
-            <w:tcW w:type="dxa" w:w="2704"/>
+            <w:tcW w:type="dxa" w:w="2153"/>
             <w:tcMar>
               <w:top w:type="dxa" w:w="40"/>
               <w:left w:type="dxa" w:w="80"/>
@@ -4526,7 +4526,7 @@
         </w:tc>
         <w:tc>
           <w:tcPr>
-            <w:tcW w:type="dxa" w:w="1560"/>
+            <w:tcW w:type="dxa" w:w="1310"/>
             <w:tcMar>
               <w:top w:type="dxa" w:w="40"/>
               <w:left w:type="dxa" w:w="80"/>
@@ -4554,7 +4554,7 @@
         </w:tc>
         <w:tc>
           <w:tcPr>
-            <w:tcW w:type="dxa" w:w="1144"/>
+            <w:tcW w:type="dxa" w:w="936"/>
             <w:tcMar>
               <w:top w:type="dxa" w:w="40"/>
               <w:left w:type="dxa" w:w="80"/>
@@ -4582,7 +4582,7 @@
         </w:tc>
         <w:tc>
           <w:tcPr>
-            <w:tcW w:type="dxa" w:w="1560"/>
+            <w:tcW w:type="dxa" w:w="1217"/>
             <w:tcMar>
               <w:top w:type="dxa" w:w="40"/>
               <w:left w:type="dxa" w:w="80"/>
@@ -4610,7 +4610,7 @@
         </w:tc>
         <w:tc>
           <w:tcPr>
-            <w:tcW w:type="dxa" w:w="1144"/>
+            <w:tcW w:type="dxa" w:w="936"/>
             <w:tcMar>
               <w:top w:type="dxa" w:w="40"/>
               <w:left w:type="dxa" w:w="80"/>
@@ -4638,29 +4638,29 @@
         </w:tc>
         <w:tc>
           <w:tcPr>
-            <w:tcW w:type="dxa" w:w="1248"/>
-            <w:tcMar>
-              <w:top w:type="dxa" w:w="40"/>
-              <w:left w:type="dxa" w:w="80"/>
-              <w:bottom w:type="dxa" w:w="40"/>
-              <w:right w:type="dxa" w:w="80"/>
-            </w:tcMar>
-          </w:tcPr>
-          <w:p>
-            <w:pPr>
-              <w:spacing w:after="0" w:line="260"/>
-              <w:jc w:val="center"/>
-            </w:pPr>
-            <w:r>
-              <w:rPr>
-                <w:b w:val="false"/>
-                <w:bCs w:val="false"/>
-                <w:i w:val="false"/>
-                <w:iCs w:val="false"/>
-                <w:sz w:val="20"/>
-                <w:szCs w:val="20"/>
-              </w:rPr>
-              <w:t xml:space="preserve">0.2</w:t>
+            <w:tcW w:type="dxa" w:w="2808"/>
+            <w:tcMar>
+              <w:top w:type="dxa" w:w="40"/>
+              <w:left w:type="dxa" w:w="80"/>
+              <w:bottom w:type="dxa" w:w="40"/>
+              <w:right w:type="dxa" w:w="80"/>
+            </w:tcMar>
+          </w:tcPr>
+          <w:p>
+            <w:pPr>
+              <w:spacing w:after="0" w:line="260"/>
+              <w:jc w:val="center"/>
+            </w:pPr>
+            <w:r>
+              <w:rPr>
+                <w:b w:val="false"/>
+                <w:bCs w:val="false"/>
+                <w:i w:val="false"/>
+                <w:iCs w:val="false"/>
+                <w:sz w:val="20"/>
+                <w:szCs w:val="20"/>
+              </w:rPr>
+              <w:t xml:space="preserve">−0.014 [−0.048, 0.022]</w:t>
             </w:r>
           </w:p>
         </w:tc>
@@ -4684,7 +4684,7 @@
           <w:sz w:val="20"/>
           <w:szCs w:val="20"/>
         </w:rPr>
-        <w:t xml:space="preserve">Comprehension channel: binary logit for confirming a dominated choice, N = 25,040; positive means more likely to confirm. Preference channel: ordered logit on groups 1–4 among respondents who passed the screen, N = 17,886; negative means more risk averse. Household-clustered standard errors throughout. Ratio is the absolute comprehension coefficient divided by the absolute preference coefficient. McFadden R² = .031 (comprehension) and .007 (preference).</w:t>
+        <w:t xml:space="preserve">Comprehension channel: binary logit for confirming a dominated choice, N = 25,040; positive means more likely to confirm. Preference channel: ordered logit on groups 1–4 among respondents who passed the screen, N = 17,886; negative means more risk averse. Household-clustered standard errors throughout. The final column is the difference in absolute per-SD effect between channels, with a percentile interval from 500 paired bootstrap replicates that resample households and re-estimate both stages, so the comparison uses a joint distribution rather than two independent point estimates. A positive interval excluding zero means the predictor acts more strongly on comprehension. McFadden R² = .031 (comprehension) and .007 (preference).</w:t>
       </w:r>
     </w:p>
     <w:p>
@@ -10375,7 +10375,7 @@
           <w:sz w:val="22"/>
           <w:szCs w:val="22"/>
         </w:rPr>
-        <w:t xml:space="preserve">Household clustering changes little. The median ratio of clustered to conventional standard errors is 1.011 and the maximum is 1.035; a single personality item moves across the .05 threshold (p = .049 to p = .052). Within-household correlation in elicited risk preference is evidently low, so the conventional standard errors were not materially overstated.</w:t>
+        <w:t xml:space="preserve">IFLS randomized whether Set 1 or Set 2 was administered first, and the assignment is balanced: the largest standardized covariate difference across the two orders is .031, and no cognitive measure differs by more than .021 SD. That randomization delivers causal evidence about the instrument. Being shown Set 2 first raises the odds of confirming a dominated choice on Set 1 by a factor of 1.18 (b = .163, z = 5.71, p &lt; .001), which is intelligible because Set 2 opens with a screen on which the certain option is the dominant one, so the correct habit carried over from Set 2 is the error on Set 1. Order also shifts the elicited preference itself among respondents who passed the screen (b = .108, z = 3.95, p &lt; .001). A randomly assigned feature of administration therefore moves both the screening outcome and the measured preference, which is independent evidence that this index is sensitive to context and not only to the disposition it is meant to record. It also closes off the obvious identification strategy: because order affects preference directly, it cannot serve as an exclusion restriction for a selection model, and we do not use it as one.</w:t>
       </w:r>
     </w:p>
     <w:p>
@@ -10388,7 +10388,7 @@
           <w:sz w:val="22"/>
           <w:szCs w:val="22"/>
         </w:rPr>
-        <w:t xml:space="preserve">Interval regression on the implied CRRA bounds, which uses the amounts in the design rather than the group index, gives the same substantive picture in interpretable units. Women’s implied CRRA is higher by 0.674 (p &lt; .001), a large displacement relative to the group boundaries at 0.31, 1.00, and 2.92. The number series remains associated with higher risk aversion among comprehenders (0.0011 per point, p = .016) and self-rated memory with lower (−0.055, p = .011), while schooling is null (p = .85).</w:t>
+        <w:t xml:space="preserve">That leaves the second stage conditioned on an outcome of the first. Rather than assume an exclusion restriction we do not have, we bound the problem. The 7,154 respondents who confirmed a dominated choice have no observed preference, so we impute them at each end of the scale in turn and re-estimate; the two results bracket anything selection on that group could produce (Table 8). Gender is sign-stable across the bounds, moving from −.350 to −.197 against an observed −.380, as are self-rated memory, both recall measures, and employment. The cognitive measures are not. Raven’s matrices runs from +.017 to −.035, the number series from +.000 to −.001, and Serial 7 from +.012 to −.032, so their sign in the preference channel is not identified once the unobserved group is taken seriously. Years of schooling and rural residence are likewise unsigned. We therefore withdraw any directional claim about how cognitive ability relates to preference among comprehenders, and note that this is consistent with, rather than damaging to, our main result: the channel in which cognitive ability has a well-determined effect is comprehension.</w:t>
       </w:r>
     </w:p>
     <w:p>
@@ -10401,7 +10401,7 @@
           <w:sz w:val="22"/>
           <w:szCs w:val="22"/>
         </w:rPr>
-        <w:t xml:space="preserve">Set 2 is reported in full rather than dropped. Its distribution is far more concentrated, with 70.7% in the most risk-averse group and 12.1% unscored, and it is not structurally parallel to Set 1 because its final item involves an outright loss. Agreement across sets is modest (Spearman ρ = .329; 44.3% exact agreement, N = 15,877), which is itself consistent with substantial noise in both. In the Set 2 ordered logit, gender retains its sign and magnitude (−0.425) while schooling reverses to a positive association (+0.022), the same instability that motivates our decomposition.</w:t>
+        <w:t xml:space="preserve">For completeness we also fitted a Heckman two-step. It is not usable here. Lacking an exclusion restriction, the selection term is a nonlinear function of the same covariates, and the fit reflects that: the inverse Mills ratio enters at 7.86 (t = 9.61) and the coefficients of interest move by several hundred percent, in one case by four orders of magnitude. We report this as a failed specification rather than a correction, and rest the selection analysis on the bounds.</w:t>
       </w:r>
     </w:p>
     <w:p>
@@ -10414,7 +10414,1738 @@
           <w:sz w:val="22"/>
           <w:szCs w:val="22"/>
         </w:rPr>
+        <w:t xml:space="preserve">The implied CRRA bounds in Table 1 assume the stated amounts are the respondent’s whole consumption. Allowing background monthly consumption of w times the certain amount preserves the ordering of the four groups at every value of w we examined, from 0 to 5, so the index remains monotone in risk aversion. The numerical scale is another matter: the boundary between the two most risk-averse groups moves from r = 2.92 at w = 0 to r = 16.11 at w = 5. Every coefficient in the interval regression keeps its sign across that range, and gender, the number series, and self-rated memory remain significant throughout, with relative magnitudes essentially unchanged. The CRRA numbers should therefore be read as a convention that makes the response patterns comparable, not as estimates of a structural parameter.</w:t>
+      </w:r>
+    </w:p>
+    <w:p>
+      <w:pPr>
+        <w:spacing w:after="160" w:line="360"/>
+        <w:jc w:val="left"/>
+      </w:pPr>
+      <w:r>
+        <w:rPr>
+          <w:sz w:val="22"/>
+          <w:szCs w:val="22"/>
+        </w:rPr>
+        <w:t xml:space="preserve">Household clustering changes little. The median ratio of clustered to conventional standard errors is 1.011 and the maximum is 1.035; a single personality item moves across the .05 threshold (p = .049 to p = .052). Within-household correlation in elicited risk preference is evidently low, so the conventional standard errors were not materially overstated.</w:t>
+      </w:r>
+    </w:p>
+    <w:p>
+      <w:pPr>
+        <w:spacing w:after="160" w:line="360"/>
+        <w:jc w:val="left"/>
+      </w:pPr>
+      <w:r>
+        <w:rPr>
+          <w:sz w:val="22"/>
+          <w:szCs w:val="22"/>
+        </w:rPr>
+        <w:t xml:space="preserve">Interval regression on the implied CRRA bounds, which uses the amounts in the design rather than the group index, gives the same substantive picture in interpretable units. Women’s implied CRRA is higher by 0.674 (p &lt; .001), a large displacement relative to the group boundaries at 0.31, 1.00, and 2.92. The number series remains associated with higher risk aversion among comprehenders (0.0011 per point, p = .016) and self-rated memory with lower (−0.055, p = .011), while schooling is null (p = .85).</w:t>
+      </w:r>
+    </w:p>
+    <w:p>
+      <w:pPr>
+        <w:spacing w:after="160" w:line="360"/>
+        <w:jc w:val="left"/>
+      </w:pPr>
+      <w:r>
+        <w:rPr>
+          <w:sz w:val="22"/>
+          <w:szCs w:val="22"/>
+        </w:rPr>
+        <w:t xml:space="preserve">Set 2 is reported in full rather than dropped. Its distribution is far more concentrated, with 70.7% in the most risk-averse group and 12.1% unscored, and it is not structurally parallel to Set 1 because its final item involves an outright loss. Agreement across sets is modest (Spearman ρ = .329; 44.3% exact agreement, N = 15,877), which is itself consistent with substantial noise in both. In the Set 2 ordered logit, gender retains its sign and magnitude (−0.425) while schooling reverses to a positive association (+0.022), the same instability that motivates our decomposition.</w:t>
+      </w:r>
+    </w:p>
+    <w:p>
+      <w:pPr>
+        <w:spacing w:after="160" w:line="360"/>
+        <w:jc w:val="left"/>
+      </w:pPr>
+      <w:r>
+        <w:rPr>
+          <w:sz w:val="22"/>
+          <w:szCs w:val="22"/>
+        </w:rPr>
         <w:t xml:space="preserve">Finally, we note that the claim, sometimes made about IFLS, that the elicitation involves no possibility of loss holds for Set 1 only. Set 2’s si15 offers a gamble with a Rp 2,000,000 loss, so reconciliations of gain-domain findings should be restricted to Set 1.</w:t>
+      </w:r>
+    </w:p>
+    <w:p>
+      <w:pPr>
+        <w:spacing w:after="40" w:before="280"/>
+      </w:pPr>
+      <w:r>
+        <w:rPr>
+          <w:b/>
+          <w:bCs/>
+          <w:sz w:val="22"/>
+          <w:szCs w:val="22"/>
+        </w:rPr>
+        <w:t xml:space="preserve">Table 8</w:t>
+      </w:r>
+    </w:p>
+    <w:p>
+      <w:pPr>
+        <w:spacing w:after="120"/>
+      </w:pPr>
+      <w:r>
+        <w:rPr>
+          <w:i/>
+          <w:iCs/>
+          <w:sz w:val="22"/>
+          <w:szCs w:val="22"/>
+        </w:rPr>
+        <w:t xml:space="preserve">Worst-Case Bounds on Preference-Channel Coefficients Under Selection</w:t>
+      </w:r>
+    </w:p>
+    <w:tbl>
+      <w:tblPr>
+        <w:tblW w:type="dxa" w:w="9360"/>
+        <w:tblBorders>
+          <w:top w:val="single" w:color="000000" w:sz="6"/>
+          <w:left w:val="none"/>
+          <w:bottom w:val="single" w:color="000000" w:sz="6"/>
+          <w:right w:val="none"/>
+          <w:insideH w:val="none"/>
+          <w:insideV w:val="none"/>
+        </w:tblBorders>
+      </w:tblPr>
+      <w:tblGrid>
+        <w:gridCol w:w="2621"/>
+        <w:gridCol w:w="1685"/>
+        <w:gridCol w:w="1685"/>
+        <w:gridCol w:w="1685"/>
+        <w:gridCol w:w="1685"/>
+      </w:tblGrid>
+      <w:tr>
+        <w:trPr>
+          <w:tblHeader/>
+        </w:trPr>
+        <w:tc>
+          <w:tcPr>
+            <w:tcW w:type="dxa" w:w="2621"/>
+            <w:tcBorders>
+              <w:bottom w:val="single" w:color="000000" w:sz="6"/>
+            </w:tcBorders>
+            <w:tcMar>
+              <w:top w:type="dxa" w:w="40"/>
+              <w:left w:type="dxa" w:w="80"/>
+              <w:bottom w:type="dxa" w:w="40"/>
+              <w:right w:type="dxa" w:w="80"/>
+            </w:tcMar>
+          </w:tcPr>
+          <w:p>
+            <w:pPr>
+              <w:spacing w:after="0" w:line="260"/>
+              <w:jc w:val="left"/>
+            </w:pPr>
+            <w:r>
+              <w:rPr>
+                <w:b/>
+                <w:bCs/>
+                <w:i w:val="false"/>
+                <w:iCs w:val="false"/>
+                <w:sz w:val="20"/>
+                <w:szCs w:val="20"/>
+              </w:rPr>
+              <w:t xml:space="preserve">Predictor</w:t>
+            </w:r>
+          </w:p>
+        </w:tc>
+        <w:tc>
+          <w:tcPr>
+            <w:tcW w:type="dxa" w:w="1685"/>
+            <w:tcBorders>
+              <w:bottom w:val="single" w:color="000000" w:sz="6"/>
+            </w:tcBorders>
+            <w:tcMar>
+              <w:top w:type="dxa" w:w="40"/>
+              <w:left w:type="dxa" w:w="80"/>
+              <w:bottom w:type="dxa" w:w="40"/>
+              <w:right w:type="dxa" w:w="80"/>
+            </w:tcMar>
+          </w:tcPr>
+          <w:p>
+            <w:pPr>
+              <w:spacing w:after="0" w:line="260"/>
+              <w:jc w:val="center"/>
+            </w:pPr>
+            <w:r>
+              <w:rPr>
+                <w:b/>
+                <w:bCs/>
+                <w:i w:val="false"/>
+                <w:iCs w:val="false"/>
+                <w:sz w:val="20"/>
+                <w:szCs w:val="20"/>
+              </w:rPr>
+              <w:t xml:space="preserve">Observed</w:t>
+            </w:r>
+          </w:p>
+        </w:tc>
+        <w:tc>
+          <w:tcPr>
+            <w:tcW w:type="dxa" w:w="1685"/>
+            <w:tcBorders>
+              <w:bottom w:val="single" w:color="000000" w:sz="6"/>
+            </w:tcBorders>
+            <w:tcMar>
+              <w:top w:type="dxa" w:w="40"/>
+              <w:left w:type="dxa" w:w="80"/>
+              <w:bottom w:type="dxa" w:w="40"/>
+              <w:right w:type="dxa" w:w="80"/>
+            </w:tcMar>
+          </w:tcPr>
+          <w:p>
+            <w:pPr>
+              <w:spacing w:after="0" w:line="260"/>
+              <w:jc w:val="center"/>
+            </w:pPr>
+            <w:r>
+              <w:rPr>
+                <w:b/>
+                <w:bCs/>
+                <w:i w:val="false"/>
+                <w:iCs w:val="false"/>
+                <w:sz w:val="20"/>
+                <w:szCs w:val="20"/>
+              </w:rPr>
+              <w:t xml:space="preserve">All imputed most averse</w:t>
+            </w:r>
+          </w:p>
+        </w:tc>
+        <w:tc>
+          <w:tcPr>
+            <w:tcW w:type="dxa" w:w="1685"/>
+            <w:tcBorders>
+              <w:bottom w:val="single" w:color="000000" w:sz="6"/>
+            </w:tcBorders>
+            <w:tcMar>
+              <w:top w:type="dxa" w:w="40"/>
+              <w:left w:type="dxa" w:w="80"/>
+              <w:bottom w:type="dxa" w:w="40"/>
+              <w:right w:type="dxa" w:w="80"/>
+            </w:tcMar>
+          </w:tcPr>
+          <w:p>
+            <w:pPr>
+              <w:spacing w:after="0" w:line="260"/>
+              <w:jc w:val="center"/>
+            </w:pPr>
+            <w:r>
+              <w:rPr>
+                <w:b/>
+                <w:bCs/>
+                <w:i w:val="false"/>
+                <w:iCs w:val="false"/>
+                <w:sz w:val="20"/>
+                <w:szCs w:val="20"/>
+              </w:rPr>
+              <w:t xml:space="preserve">All imputed most seeking</w:t>
+            </w:r>
+          </w:p>
+        </w:tc>
+        <w:tc>
+          <w:tcPr>
+            <w:tcW w:type="dxa" w:w="1685"/>
+            <w:tcBorders>
+              <w:bottom w:val="single" w:color="000000" w:sz="6"/>
+            </w:tcBorders>
+            <w:tcMar>
+              <w:top w:type="dxa" w:w="40"/>
+              <w:left w:type="dxa" w:w="80"/>
+              <w:bottom w:type="dxa" w:w="40"/>
+              <w:right w:type="dxa" w:w="80"/>
+            </w:tcMar>
+          </w:tcPr>
+          <w:p>
+            <w:pPr>
+              <w:spacing w:after="0" w:line="260"/>
+              <w:jc w:val="center"/>
+            </w:pPr>
+            <w:r>
+              <w:rPr>
+                <w:b/>
+                <w:bCs/>
+                <w:i w:val="false"/>
+                <w:iCs w:val="false"/>
+                <w:sz w:val="20"/>
+                <w:szCs w:val="20"/>
+              </w:rPr>
+              <w:t xml:space="preserve">Sign identified?</w:t>
+            </w:r>
+          </w:p>
+        </w:tc>
+      </w:tr>
+      <w:tr>
+        <w:trPr>
+          <w:tblHeader w:val="false"/>
+        </w:trPr>
+        <w:tc>
+          <w:tcPr>
+            <w:tcW w:type="dxa" w:w="2621"/>
+            <w:tcMar>
+              <w:top w:type="dxa" w:w="40"/>
+              <w:left w:type="dxa" w:w="80"/>
+              <w:bottom w:type="dxa" w:w="40"/>
+              <w:right w:type="dxa" w:w="80"/>
+            </w:tcMar>
+          </w:tcPr>
+          <w:p>
+            <w:pPr>
+              <w:spacing w:after="0" w:line="260"/>
+              <w:jc w:val="left"/>
+            </w:pPr>
+            <w:r>
+              <w:rPr>
+                <w:b w:val="false"/>
+                <w:bCs w:val="false"/>
+                <w:i w:val="false"/>
+                <w:iCs w:val="false"/>
+                <w:sz w:val="20"/>
+                <w:szCs w:val="20"/>
+              </w:rPr>
+              <w:t xml:space="preserve">Female</w:t>
+            </w:r>
+          </w:p>
+        </w:tc>
+        <w:tc>
+          <w:tcPr>
+            <w:tcW w:type="dxa" w:w="1685"/>
+            <w:tcMar>
+              <w:top w:type="dxa" w:w="40"/>
+              <w:left w:type="dxa" w:w="80"/>
+              <w:bottom w:type="dxa" w:w="40"/>
+              <w:right w:type="dxa" w:w="80"/>
+            </w:tcMar>
+          </w:tcPr>
+          <w:p>
+            <w:pPr>
+              <w:spacing w:after="0" w:line="260"/>
+              <w:jc w:val="center"/>
+            </w:pPr>
+            <w:r>
+              <w:rPr>
+                <w:b w:val="false"/>
+                <w:bCs w:val="false"/>
+                <w:i w:val="false"/>
+                <w:iCs w:val="false"/>
+                <w:sz w:val="20"/>
+                <w:szCs w:val="20"/>
+              </w:rPr>
+              <w:t xml:space="preserve">−0.380</w:t>
+            </w:r>
+          </w:p>
+        </w:tc>
+        <w:tc>
+          <w:tcPr>
+            <w:tcW w:type="dxa" w:w="1685"/>
+            <w:tcMar>
+              <w:top w:type="dxa" w:w="40"/>
+              <w:left w:type="dxa" w:w="80"/>
+              <w:bottom w:type="dxa" w:w="40"/>
+              <w:right w:type="dxa" w:w="80"/>
+            </w:tcMar>
+          </w:tcPr>
+          <w:p>
+            <w:pPr>
+              <w:spacing w:after="0" w:line="260"/>
+              <w:jc w:val="center"/>
+            </w:pPr>
+            <w:r>
+              <w:rPr>
+                <w:b w:val="false"/>
+                <w:bCs w:val="false"/>
+                <w:i w:val="false"/>
+                <w:iCs w:val="false"/>
+                <w:sz w:val="20"/>
+                <w:szCs w:val="20"/>
+              </w:rPr>
+              <w:t xml:space="preserve">−0.350</w:t>
+            </w:r>
+          </w:p>
+        </w:tc>
+        <w:tc>
+          <w:tcPr>
+            <w:tcW w:type="dxa" w:w="1685"/>
+            <w:tcMar>
+              <w:top w:type="dxa" w:w="40"/>
+              <w:left w:type="dxa" w:w="80"/>
+              <w:bottom w:type="dxa" w:w="40"/>
+              <w:right w:type="dxa" w:w="80"/>
+            </w:tcMar>
+          </w:tcPr>
+          <w:p>
+            <w:pPr>
+              <w:spacing w:after="0" w:line="260"/>
+              <w:jc w:val="center"/>
+            </w:pPr>
+            <w:r>
+              <w:rPr>
+                <w:b w:val="false"/>
+                <w:bCs w:val="false"/>
+                <w:i w:val="false"/>
+                <w:iCs w:val="false"/>
+                <w:sz w:val="20"/>
+                <w:szCs w:val="20"/>
+              </w:rPr>
+              <w:t xml:space="preserve">−0.197</w:t>
+            </w:r>
+          </w:p>
+        </w:tc>
+        <w:tc>
+          <w:tcPr>
+            <w:tcW w:type="dxa" w:w="1685"/>
+            <w:tcMar>
+              <w:top w:type="dxa" w:w="40"/>
+              <w:left w:type="dxa" w:w="80"/>
+              <w:bottom w:type="dxa" w:w="40"/>
+              <w:right w:type="dxa" w:w="80"/>
+            </w:tcMar>
+          </w:tcPr>
+          <w:p>
+            <w:pPr>
+              <w:spacing w:after="0" w:line="260"/>
+              <w:jc w:val="center"/>
+            </w:pPr>
+            <w:r>
+              <w:rPr>
+                <w:b w:val="false"/>
+                <w:bCs w:val="false"/>
+                <w:i w:val="false"/>
+                <w:iCs w:val="false"/>
+                <w:sz w:val="20"/>
+                <w:szCs w:val="20"/>
+              </w:rPr>
+              <w:t xml:space="preserve">Yes</w:t>
+            </w:r>
+          </w:p>
+        </w:tc>
+      </w:tr>
+      <w:tr>
+        <w:trPr>
+          <w:tblHeader w:val="false"/>
+        </w:trPr>
+        <w:tc>
+          <w:tcPr>
+            <w:tcW w:type="dxa" w:w="2621"/>
+            <w:tcMar>
+              <w:top w:type="dxa" w:w="40"/>
+              <w:left w:type="dxa" w:w="80"/>
+              <w:bottom w:type="dxa" w:w="40"/>
+              <w:right w:type="dxa" w:w="80"/>
+            </w:tcMar>
+          </w:tcPr>
+          <w:p>
+            <w:pPr>
+              <w:spacing w:after="0" w:line="260"/>
+              <w:jc w:val="left"/>
+            </w:pPr>
+            <w:r>
+              <w:rPr>
+                <w:b w:val="false"/>
+                <w:bCs w:val="false"/>
+                <w:i w:val="false"/>
+                <w:iCs w:val="false"/>
+                <w:sz w:val="20"/>
+                <w:szCs w:val="20"/>
+              </w:rPr>
+              <w:t xml:space="preserve">Self-rated memory</w:t>
+            </w:r>
+          </w:p>
+        </w:tc>
+        <w:tc>
+          <w:tcPr>
+            <w:tcW w:type="dxa" w:w="1685"/>
+            <w:tcMar>
+              <w:top w:type="dxa" w:w="40"/>
+              <w:left w:type="dxa" w:w="80"/>
+              <w:bottom w:type="dxa" w:w="40"/>
+              <w:right w:type="dxa" w:w="80"/>
+            </w:tcMar>
+          </w:tcPr>
+          <w:p>
+            <w:pPr>
+              <w:spacing w:after="0" w:line="260"/>
+              <w:jc w:val="center"/>
+            </w:pPr>
+            <w:r>
+              <w:rPr>
+                <w:b w:val="false"/>
+                <w:bCs w:val="false"/>
+                <w:i w:val="false"/>
+                <w:iCs w:val="false"/>
+                <w:sz w:val="20"/>
+                <w:szCs w:val="20"/>
+              </w:rPr>
+              <w:t xml:space="preserve">0.032</w:t>
+            </w:r>
+          </w:p>
+        </w:tc>
+        <w:tc>
+          <w:tcPr>
+            <w:tcW w:type="dxa" w:w="1685"/>
+            <w:tcMar>
+              <w:top w:type="dxa" w:w="40"/>
+              <w:left w:type="dxa" w:w="80"/>
+              <w:bottom w:type="dxa" w:w="40"/>
+              <w:right w:type="dxa" w:w="80"/>
+            </w:tcMar>
+          </w:tcPr>
+          <w:p>
+            <w:pPr>
+              <w:spacing w:after="0" w:line="260"/>
+              <w:jc w:val="center"/>
+            </w:pPr>
+            <w:r>
+              <w:rPr>
+                <w:b w:val="false"/>
+                <w:bCs w:val="false"/>
+                <w:i w:val="false"/>
+                <w:iCs w:val="false"/>
+                <w:sz w:val="20"/>
+                <w:szCs w:val="20"/>
+              </w:rPr>
+              <w:t xml:space="preserve">0.009</w:t>
+            </w:r>
+          </w:p>
+        </w:tc>
+        <w:tc>
+          <w:tcPr>
+            <w:tcW w:type="dxa" w:w="1685"/>
+            <w:tcMar>
+              <w:top w:type="dxa" w:w="40"/>
+              <w:left w:type="dxa" w:w="80"/>
+              <w:bottom w:type="dxa" w:w="40"/>
+              <w:right w:type="dxa" w:w="80"/>
+            </w:tcMar>
+          </w:tcPr>
+          <w:p>
+            <w:pPr>
+              <w:spacing w:after="0" w:line="260"/>
+              <w:jc w:val="center"/>
+            </w:pPr>
+            <w:r>
+              <w:rPr>
+                <w:b w:val="false"/>
+                <w:bCs w:val="false"/>
+                <w:i w:val="false"/>
+                <w:iCs w:val="false"/>
+                <w:sz w:val="20"/>
+                <w:szCs w:val="20"/>
+              </w:rPr>
+              <w:t xml:space="preserve">0.038</w:t>
+            </w:r>
+          </w:p>
+        </w:tc>
+        <w:tc>
+          <w:tcPr>
+            <w:tcW w:type="dxa" w:w="1685"/>
+            <w:tcMar>
+              <w:top w:type="dxa" w:w="40"/>
+              <w:left w:type="dxa" w:w="80"/>
+              <w:bottom w:type="dxa" w:w="40"/>
+              <w:right w:type="dxa" w:w="80"/>
+            </w:tcMar>
+          </w:tcPr>
+          <w:p>
+            <w:pPr>
+              <w:spacing w:after="0" w:line="260"/>
+              <w:jc w:val="center"/>
+            </w:pPr>
+            <w:r>
+              <w:rPr>
+                <w:b w:val="false"/>
+                <w:bCs w:val="false"/>
+                <w:i w:val="false"/>
+                <w:iCs w:val="false"/>
+                <w:sz w:val="20"/>
+                <w:szCs w:val="20"/>
+              </w:rPr>
+              <w:t xml:space="preserve">Yes</w:t>
+            </w:r>
+          </w:p>
+        </w:tc>
+      </w:tr>
+      <w:tr>
+        <w:trPr>
+          <w:tblHeader w:val="false"/>
+        </w:trPr>
+        <w:tc>
+          <w:tcPr>
+            <w:tcW w:type="dxa" w:w="2621"/>
+            <w:tcMar>
+              <w:top w:type="dxa" w:w="40"/>
+              <w:left w:type="dxa" w:w="80"/>
+              <w:bottom w:type="dxa" w:w="40"/>
+              <w:right w:type="dxa" w:w="80"/>
+            </w:tcMar>
+          </w:tcPr>
+          <w:p>
+            <w:pPr>
+              <w:spacing w:after="0" w:line="260"/>
+              <w:jc w:val="left"/>
+            </w:pPr>
+            <w:r>
+              <w:rPr>
+                <w:b w:val="false"/>
+                <w:bCs w:val="false"/>
+                <w:i w:val="false"/>
+                <w:iCs w:val="false"/>
+                <w:sz w:val="20"/>
+                <w:szCs w:val="20"/>
+              </w:rPr>
+              <w:t xml:space="preserve">Word recall (immediate)</w:t>
+            </w:r>
+          </w:p>
+        </w:tc>
+        <w:tc>
+          <w:tcPr>
+            <w:tcW w:type="dxa" w:w="1685"/>
+            <w:tcMar>
+              <w:top w:type="dxa" w:w="40"/>
+              <w:left w:type="dxa" w:w="80"/>
+              <w:bottom w:type="dxa" w:w="40"/>
+              <w:right w:type="dxa" w:w="80"/>
+            </w:tcMar>
+          </w:tcPr>
+          <w:p>
+            <w:pPr>
+              <w:spacing w:after="0" w:line="260"/>
+              <w:jc w:val="center"/>
+            </w:pPr>
+            <w:r>
+              <w:rPr>
+                <w:b w:val="false"/>
+                <w:bCs w:val="false"/>
+                <w:i w:val="false"/>
+                <w:iCs w:val="false"/>
+                <w:sz w:val="20"/>
+                <w:szCs w:val="20"/>
+              </w:rPr>
+              <w:t xml:space="preserve">−0.024</w:t>
+            </w:r>
+          </w:p>
+        </w:tc>
+        <w:tc>
+          <w:tcPr>
+            <w:tcW w:type="dxa" w:w="1685"/>
+            <w:tcMar>
+              <w:top w:type="dxa" w:w="40"/>
+              <w:left w:type="dxa" w:w="80"/>
+              <w:bottom w:type="dxa" w:w="40"/>
+              <w:right w:type="dxa" w:w="80"/>
+            </w:tcMar>
+          </w:tcPr>
+          <w:p>
+            <w:pPr>
+              <w:spacing w:after="0" w:line="260"/>
+              <w:jc w:val="center"/>
+            </w:pPr>
+            <w:r>
+              <w:rPr>
+                <w:b w:val="false"/>
+                <w:bCs w:val="false"/>
+                <w:i w:val="false"/>
+                <w:iCs w:val="false"/>
+                <w:sz w:val="20"/>
+                <w:szCs w:val="20"/>
+              </w:rPr>
+              <w:t xml:space="preserve">−0.001</w:t>
+            </w:r>
+          </w:p>
+        </w:tc>
+        <w:tc>
+          <w:tcPr>
+            <w:tcW w:type="dxa" w:w="1685"/>
+            <w:tcMar>
+              <w:top w:type="dxa" w:w="40"/>
+              <w:left w:type="dxa" w:w="80"/>
+              <w:bottom w:type="dxa" w:w="40"/>
+              <w:right w:type="dxa" w:w="80"/>
+            </w:tcMar>
+          </w:tcPr>
+          <w:p>
+            <w:pPr>
+              <w:spacing w:after="0" w:line="260"/>
+              <w:jc w:val="center"/>
+            </w:pPr>
+            <w:r>
+              <w:rPr>
+                <w:b w:val="false"/>
+                <w:bCs w:val="false"/>
+                <w:i w:val="false"/>
+                <w:iCs w:val="false"/>
+                <w:sz w:val="20"/>
+                <w:szCs w:val="20"/>
+              </w:rPr>
+              <w:t xml:space="preserve">−0.033</w:t>
+            </w:r>
+          </w:p>
+        </w:tc>
+        <w:tc>
+          <w:tcPr>
+            <w:tcW w:type="dxa" w:w="1685"/>
+            <w:tcMar>
+              <w:top w:type="dxa" w:w="40"/>
+              <w:left w:type="dxa" w:w="80"/>
+              <w:bottom w:type="dxa" w:w="40"/>
+              <w:right w:type="dxa" w:w="80"/>
+            </w:tcMar>
+          </w:tcPr>
+          <w:p>
+            <w:pPr>
+              <w:spacing w:after="0" w:line="260"/>
+              <w:jc w:val="center"/>
+            </w:pPr>
+            <w:r>
+              <w:rPr>
+                <w:b w:val="false"/>
+                <w:bCs w:val="false"/>
+                <w:i w:val="false"/>
+                <w:iCs w:val="false"/>
+                <w:sz w:val="20"/>
+                <w:szCs w:val="20"/>
+              </w:rPr>
+              <w:t xml:space="preserve">Yes</w:t>
+            </w:r>
+          </w:p>
+        </w:tc>
+      </w:tr>
+      <w:tr>
+        <w:trPr>
+          <w:tblHeader w:val="false"/>
+        </w:trPr>
+        <w:tc>
+          <w:tcPr>
+            <w:tcW w:type="dxa" w:w="2621"/>
+            <w:tcMar>
+              <w:top w:type="dxa" w:w="40"/>
+              <w:left w:type="dxa" w:w="80"/>
+              <w:bottom w:type="dxa" w:w="40"/>
+              <w:right w:type="dxa" w:w="80"/>
+            </w:tcMar>
+          </w:tcPr>
+          <w:p>
+            <w:pPr>
+              <w:spacing w:after="0" w:line="260"/>
+              <w:jc w:val="left"/>
+            </w:pPr>
+            <w:r>
+              <w:rPr>
+                <w:b w:val="false"/>
+                <w:bCs w:val="false"/>
+                <w:i w:val="false"/>
+                <w:iCs w:val="false"/>
+                <w:sz w:val="20"/>
+                <w:szCs w:val="20"/>
+              </w:rPr>
+              <w:t xml:space="preserve">Word recall (delayed)</w:t>
+            </w:r>
+          </w:p>
+        </w:tc>
+        <w:tc>
+          <w:tcPr>
+            <w:tcW w:type="dxa" w:w="1685"/>
+            <w:tcMar>
+              <w:top w:type="dxa" w:w="40"/>
+              <w:left w:type="dxa" w:w="80"/>
+              <w:bottom w:type="dxa" w:w="40"/>
+              <w:right w:type="dxa" w:w="80"/>
+            </w:tcMar>
+          </w:tcPr>
+          <w:p>
+            <w:pPr>
+              <w:spacing w:after="0" w:line="260"/>
+              <w:jc w:val="center"/>
+            </w:pPr>
+            <w:r>
+              <w:rPr>
+                <w:b w:val="false"/>
+                <w:bCs w:val="false"/>
+                <w:i w:val="false"/>
+                <w:iCs w:val="false"/>
+                <w:sz w:val="20"/>
+                <w:szCs w:val="20"/>
+              </w:rPr>
+              <w:t xml:space="preserve">0.006</w:t>
+            </w:r>
+          </w:p>
+        </w:tc>
+        <w:tc>
+          <w:tcPr>
+            <w:tcW w:type="dxa" w:w="1685"/>
+            <w:tcMar>
+              <w:top w:type="dxa" w:w="40"/>
+              <w:left w:type="dxa" w:w="80"/>
+              <w:bottom w:type="dxa" w:w="40"/>
+              <w:right w:type="dxa" w:w="80"/>
+            </w:tcMar>
+          </w:tcPr>
+          <w:p>
+            <w:pPr>
+              <w:spacing w:after="0" w:line="260"/>
+              <w:jc w:val="center"/>
+            </w:pPr>
+            <w:r>
+              <w:rPr>
+                <w:b w:val="false"/>
+                <w:bCs w:val="false"/>
+                <w:i w:val="false"/>
+                <w:iCs w:val="false"/>
+                <w:sz w:val="20"/>
+                <w:szCs w:val="20"/>
+              </w:rPr>
+              <w:t xml:space="preserve">0.004</w:t>
+            </w:r>
+          </w:p>
+        </w:tc>
+        <w:tc>
+          <w:tcPr>
+            <w:tcW w:type="dxa" w:w="1685"/>
+            <w:tcMar>
+              <w:top w:type="dxa" w:w="40"/>
+              <w:left w:type="dxa" w:w="80"/>
+              <w:bottom w:type="dxa" w:w="40"/>
+              <w:right w:type="dxa" w:w="80"/>
+            </w:tcMar>
+          </w:tcPr>
+          <w:p>
+            <w:pPr>
+              <w:spacing w:after="0" w:line="260"/>
+              <w:jc w:val="center"/>
+            </w:pPr>
+            <w:r>
+              <w:rPr>
+                <w:b w:val="false"/>
+                <w:bCs w:val="false"/>
+                <w:i w:val="false"/>
+                <w:iCs w:val="false"/>
+                <w:sz w:val="20"/>
+                <w:szCs w:val="20"/>
+              </w:rPr>
+              <w:t xml:space="preserve">0.006</w:t>
+            </w:r>
+          </w:p>
+        </w:tc>
+        <w:tc>
+          <w:tcPr>
+            <w:tcW w:type="dxa" w:w="1685"/>
+            <w:tcMar>
+              <w:top w:type="dxa" w:w="40"/>
+              <w:left w:type="dxa" w:w="80"/>
+              <w:bottom w:type="dxa" w:w="40"/>
+              <w:right w:type="dxa" w:w="80"/>
+            </w:tcMar>
+          </w:tcPr>
+          <w:p>
+            <w:pPr>
+              <w:spacing w:after="0" w:line="260"/>
+              <w:jc w:val="center"/>
+            </w:pPr>
+            <w:r>
+              <w:rPr>
+                <w:b w:val="false"/>
+                <w:bCs w:val="false"/>
+                <w:i w:val="false"/>
+                <w:iCs w:val="false"/>
+                <w:sz w:val="20"/>
+                <w:szCs w:val="20"/>
+              </w:rPr>
+              <w:t xml:space="preserve">Yes</w:t>
+            </w:r>
+          </w:p>
+        </w:tc>
+      </w:tr>
+      <w:tr>
+        <w:trPr>
+          <w:tblHeader w:val="false"/>
+        </w:trPr>
+        <w:tc>
+          <w:tcPr>
+            <w:tcW w:type="dxa" w:w="2621"/>
+            <w:tcMar>
+              <w:top w:type="dxa" w:w="40"/>
+              <w:left w:type="dxa" w:w="80"/>
+              <w:bottom w:type="dxa" w:w="40"/>
+              <w:right w:type="dxa" w:w="80"/>
+            </w:tcMar>
+          </w:tcPr>
+          <w:p>
+            <w:pPr>
+              <w:spacing w:after="0" w:line="260"/>
+              <w:jc w:val="left"/>
+            </w:pPr>
+            <w:r>
+              <w:rPr>
+                <w:b w:val="false"/>
+                <w:bCs w:val="false"/>
+                <w:i w:val="false"/>
+                <w:iCs w:val="false"/>
+                <w:sz w:val="20"/>
+                <w:szCs w:val="20"/>
+              </w:rPr>
+              <w:t xml:space="preserve">Employed</w:t>
+            </w:r>
+          </w:p>
+        </w:tc>
+        <w:tc>
+          <w:tcPr>
+            <w:tcW w:type="dxa" w:w="1685"/>
+            <w:tcMar>
+              <w:top w:type="dxa" w:w="40"/>
+              <w:left w:type="dxa" w:w="80"/>
+              <w:bottom w:type="dxa" w:w="40"/>
+              <w:right w:type="dxa" w:w="80"/>
+            </w:tcMar>
+          </w:tcPr>
+          <w:p>
+            <w:pPr>
+              <w:spacing w:after="0" w:line="260"/>
+              <w:jc w:val="center"/>
+            </w:pPr>
+            <w:r>
+              <w:rPr>
+                <w:b w:val="false"/>
+                <w:bCs w:val="false"/>
+                <w:i w:val="false"/>
+                <w:iCs w:val="false"/>
+                <w:sz w:val="20"/>
+                <w:szCs w:val="20"/>
+              </w:rPr>
+              <w:t xml:space="preserve">0.058</w:t>
+            </w:r>
+          </w:p>
+        </w:tc>
+        <w:tc>
+          <w:tcPr>
+            <w:tcW w:type="dxa" w:w="1685"/>
+            <w:tcMar>
+              <w:top w:type="dxa" w:w="40"/>
+              <w:left w:type="dxa" w:w="80"/>
+              <w:bottom w:type="dxa" w:w="40"/>
+              <w:right w:type="dxa" w:w="80"/>
+            </w:tcMar>
+          </w:tcPr>
+          <w:p>
+            <w:pPr>
+              <w:spacing w:after="0" w:line="260"/>
+              <w:jc w:val="center"/>
+            </w:pPr>
+            <w:r>
+              <w:rPr>
+                <w:b w:val="false"/>
+                <w:bCs w:val="false"/>
+                <w:i w:val="false"/>
+                <w:iCs w:val="false"/>
+                <w:sz w:val="20"/>
+                <w:szCs w:val="20"/>
+              </w:rPr>
+              <w:t xml:space="preserve">0.038</w:t>
+            </w:r>
+          </w:p>
+        </w:tc>
+        <w:tc>
+          <w:tcPr>
+            <w:tcW w:type="dxa" w:w="1685"/>
+            <w:tcMar>
+              <w:top w:type="dxa" w:w="40"/>
+              <w:left w:type="dxa" w:w="80"/>
+              <w:bottom w:type="dxa" w:w="40"/>
+              <w:right w:type="dxa" w:w="80"/>
+            </w:tcMar>
+          </w:tcPr>
+          <w:p>
+            <w:pPr>
+              <w:spacing w:after="0" w:line="260"/>
+              <w:jc w:val="center"/>
+            </w:pPr>
+            <w:r>
+              <w:rPr>
+                <w:b w:val="false"/>
+                <w:bCs w:val="false"/>
+                <w:i w:val="false"/>
+                <w:iCs w:val="false"/>
+                <w:sz w:val="20"/>
+                <w:szCs w:val="20"/>
+              </w:rPr>
+              <w:t xml:space="preserve">0.045</w:t>
+            </w:r>
+          </w:p>
+        </w:tc>
+        <w:tc>
+          <w:tcPr>
+            <w:tcW w:type="dxa" w:w="1685"/>
+            <w:tcMar>
+              <w:top w:type="dxa" w:w="40"/>
+              <w:left w:type="dxa" w:w="80"/>
+              <w:bottom w:type="dxa" w:w="40"/>
+              <w:right w:type="dxa" w:w="80"/>
+            </w:tcMar>
+          </w:tcPr>
+          <w:p>
+            <w:pPr>
+              <w:spacing w:after="0" w:line="260"/>
+              <w:jc w:val="center"/>
+            </w:pPr>
+            <w:r>
+              <w:rPr>
+                <w:b w:val="false"/>
+                <w:bCs w:val="false"/>
+                <w:i w:val="false"/>
+                <w:iCs w:val="false"/>
+                <w:sz w:val="20"/>
+                <w:szCs w:val="20"/>
+              </w:rPr>
+              <w:t xml:space="preserve">Yes</w:t>
+            </w:r>
+          </w:p>
+        </w:tc>
+      </w:tr>
+      <w:tr>
+        <w:trPr>
+          <w:tblHeader w:val="false"/>
+        </w:trPr>
+        <w:tc>
+          <w:tcPr>
+            <w:tcW w:type="dxa" w:w="2621"/>
+            <w:tcMar>
+              <w:top w:type="dxa" w:w="40"/>
+              <w:left w:type="dxa" w:w="80"/>
+              <w:bottom w:type="dxa" w:w="40"/>
+              <w:right w:type="dxa" w:w="80"/>
+            </w:tcMar>
+          </w:tcPr>
+          <w:p>
+            <w:pPr>
+              <w:spacing w:after="0" w:line="260"/>
+              <w:jc w:val="left"/>
+            </w:pPr>
+            <w:r>
+              <w:rPr>
+                <w:b w:val="false"/>
+                <w:bCs w:val="false"/>
+                <w:i w:val="false"/>
+                <w:iCs w:val="false"/>
+                <w:sz w:val="20"/>
+                <w:szCs w:val="20"/>
+              </w:rPr>
+              <w:t xml:space="preserve">Raven’s matrices</w:t>
+            </w:r>
+          </w:p>
+        </w:tc>
+        <w:tc>
+          <w:tcPr>
+            <w:tcW w:type="dxa" w:w="1685"/>
+            <w:tcMar>
+              <w:top w:type="dxa" w:w="40"/>
+              <w:left w:type="dxa" w:w="80"/>
+              <w:bottom w:type="dxa" w:w="40"/>
+              <w:right w:type="dxa" w:w="80"/>
+            </w:tcMar>
+          </w:tcPr>
+          <w:p>
+            <w:pPr>
+              <w:spacing w:after="0" w:line="260"/>
+              <w:jc w:val="center"/>
+            </w:pPr>
+            <w:r>
+              <w:rPr>
+                <w:b w:val="false"/>
+                <w:bCs w:val="false"/>
+                <w:i w:val="false"/>
+                <w:iCs w:val="false"/>
+                <w:sz w:val="20"/>
+                <w:szCs w:val="20"/>
+              </w:rPr>
+              <w:t xml:space="preserve">−0.011</w:t>
+            </w:r>
+          </w:p>
+        </w:tc>
+        <w:tc>
+          <w:tcPr>
+            <w:tcW w:type="dxa" w:w="1685"/>
+            <w:tcMar>
+              <w:top w:type="dxa" w:w="40"/>
+              <w:left w:type="dxa" w:w="80"/>
+              <w:bottom w:type="dxa" w:w="40"/>
+              <w:right w:type="dxa" w:w="80"/>
+            </w:tcMar>
+          </w:tcPr>
+          <w:p>
+            <w:pPr>
+              <w:spacing w:after="0" w:line="260"/>
+              <w:jc w:val="center"/>
+            </w:pPr>
+            <w:r>
+              <w:rPr>
+                <w:b w:val="false"/>
+                <w:bCs w:val="false"/>
+                <w:i w:val="false"/>
+                <w:iCs w:val="false"/>
+                <w:sz w:val="20"/>
+                <w:szCs w:val="20"/>
+              </w:rPr>
+              <w:t xml:space="preserve">0.017</w:t>
+            </w:r>
+          </w:p>
+        </w:tc>
+        <w:tc>
+          <w:tcPr>
+            <w:tcW w:type="dxa" w:w="1685"/>
+            <w:tcMar>
+              <w:top w:type="dxa" w:w="40"/>
+              <w:left w:type="dxa" w:w="80"/>
+              <w:bottom w:type="dxa" w:w="40"/>
+              <w:right w:type="dxa" w:w="80"/>
+            </w:tcMar>
+          </w:tcPr>
+          <w:p>
+            <w:pPr>
+              <w:spacing w:after="0" w:line="260"/>
+              <w:jc w:val="center"/>
+            </w:pPr>
+            <w:r>
+              <w:rPr>
+                <w:b w:val="false"/>
+                <w:bCs w:val="false"/>
+                <w:i w:val="false"/>
+                <w:iCs w:val="false"/>
+                <w:sz w:val="20"/>
+                <w:szCs w:val="20"/>
+              </w:rPr>
+              <w:t xml:space="preserve">−0.035</w:t>
+            </w:r>
+          </w:p>
+        </w:tc>
+        <w:tc>
+          <w:tcPr>
+            <w:tcW w:type="dxa" w:w="1685"/>
+            <w:tcMar>
+              <w:top w:type="dxa" w:w="40"/>
+              <w:left w:type="dxa" w:w="80"/>
+              <w:bottom w:type="dxa" w:w="40"/>
+              <w:right w:type="dxa" w:w="80"/>
+            </w:tcMar>
+          </w:tcPr>
+          <w:p>
+            <w:pPr>
+              <w:spacing w:after="0" w:line="260"/>
+              <w:jc w:val="center"/>
+            </w:pPr>
+            <w:r>
+              <w:rPr>
+                <w:b w:val="false"/>
+                <w:bCs w:val="false"/>
+                <w:i w:val="false"/>
+                <w:iCs w:val="false"/>
+                <w:sz w:val="20"/>
+                <w:szCs w:val="20"/>
+              </w:rPr>
+              <w:t xml:space="preserve">No</w:t>
+            </w:r>
+          </w:p>
+        </w:tc>
+      </w:tr>
+      <w:tr>
+        <w:trPr>
+          <w:tblHeader w:val="false"/>
+        </w:trPr>
+        <w:tc>
+          <w:tcPr>
+            <w:tcW w:type="dxa" w:w="2621"/>
+            <w:tcMar>
+              <w:top w:type="dxa" w:w="40"/>
+              <w:left w:type="dxa" w:w="80"/>
+              <w:bottom w:type="dxa" w:w="40"/>
+              <w:right w:type="dxa" w:w="80"/>
+            </w:tcMar>
+          </w:tcPr>
+          <w:p>
+            <w:pPr>
+              <w:spacing w:after="0" w:line="260"/>
+              <w:jc w:val="left"/>
+            </w:pPr>
+            <w:r>
+              <w:rPr>
+                <w:b w:val="false"/>
+                <w:bCs w:val="false"/>
+                <w:i w:val="false"/>
+                <w:iCs w:val="false"/>
+                <w:sz w:val="20"/>
+                <w:szCs w:val="20"/>
+              </w:rPr>
+              <w:t xml:space="preserve">Number series (W)</w:t>
+            </w:r>
+          </w:p>
+        </w:tc>
+        <w:tc>
+          <w:tcPr>
+            <w:tcW w:type="dxa" w:w="1685"/>
+            <w:tcMar>
+              <w:top w:type="dxa" w:w="40"/>
+              <w:left w:type="dxa" w:w="80"/>
+              <w:bottom w:type="dxa" w:w="40"/>
+              <w:right w:type="dxa" w:w="80"/>
+            </w:tcMar>
+          </w:tcPr>
+          <w:p>
+            <w:pPr>
+              <w:spacing w:after="0" w:line="260"/>
+              <w:jc w:val="center"/>
+            </w:pPr>
+            <w:r>
+              <w:rPr>
+                <w:b w:val="false"/>
+                <w:bCs w:val="false"/>
+                <w:i w:val="false"/>
+                <w:iCs w:val="false"/>
+                <w:sz w:val="20"/>
+                <w:szCs w:val="20"/>
+              </w:rPr>
+              <w:t xml:space="preserve">−0.001</w:t>
+            </w:r>
+          </w:p>
+        </w:tc>
+        <w:tc>
+          <w:tcPr>
+            <w:tcW w:type="dxa" w:w="1685"/>
+            <w:tcMar>
+              <w:top w:type="dxa" w:w="40"/>
+              <w:left w:type="dxa" w:w="80"/>
+              <w:bottom w:type="dxa" w:w="40"/>
+              <w:right w:type="dxa" w:w="80"/>
+            </w:tcMar>
+          </w:tcPr>
+          <w:p>
+            <w:pPr>
+              <w:spacing w:after="0" w:line="260"/>
+              <w:jc w:val="center"/>
+            </w:pPr>
+            <w:r>
+              <w:rPr>
+                <w:b w:val="false"/>
+                <w:bCs w:val="false"/>
+                <w:i w:val="false"/>
+                <w:iCs w:val="false"/>
+                <w:sz w:val="20"/>
+                <w:szCs w:val="20"/>
+              </w:rPr>
+              <w:t xml:space="preserve">0.000</w:t>
+            </w:r>
+          </w:p>
+        </w:tc>
+        <w:tc>
+          <w:tcPr>
+            <w:tcW w:type="dxa" w:w="1685"/>
+            <w:tcMar>
+              <w:top w:type="dxa" w:w="40"/>
+              <w:left w:type="dxa" w:w="80"/>
+              <w:bottom w:type="dxa" w:w="40"/>
+              <w:right w:type="dxa" w:w="80"/>
+            </w:tcMar>
+          </w:tcPr>
+          <w:p>
+            <w:pPr>
+              <w:spacing w:after="0" w:line="260"/>
+              <w:jc w:val="center"/>
+            </w:pPr>
+            <w:r>
+              <w:rPr>
+                <w:b w:val="false"/>
+                <w:bCs w:val="false"/>
+                <w:i w:val="false"/>
+                <w:iCs w:val="false"/>
+                <w:sz w:val="20"/>
+                <w:szCs w:val="20"/>
+              </w:rPr>
+              <w:t xml:space="preserve">−0.001</w:t>
+            </w:r>
+          </w:p>
+        </w:tc>
+        <w:tc>
+          <w:tcPr>
+            <w:tcW w:type="dxa" w:w="1685"/>
+            <w:tcMar>
+              <w:top w:type="dxa" w:w="40"/>
+              <w:left w:type="dxa" w:w="80"/>
+              <w:bottom w:type="dxa" w:w="40"/>
+              <w:right w:type="dxa" w:w="80"/>
+            </w:tcMar>
+          </w:tcPr>
+          <w:p>
+            <w:pPr>
+              <w:spacing w:after="0" w:line="260"/>
+              <w:jc w:val="center"/>
+            </w:pPr>
+            <w:r>
+              <w:rPr>
+                <w:b w:val="false"/>
+                <w:bCs w:val="false"/>
+                <w:i w:val="false"/>
+                <w:iCs w:val="false"/>
+                <w:sz w:val="20"/>
+                <w:szCs w:val="20"/>
+              </w:rPr>
+              <w:t xml:space="preserve">No</w:t>
+            </w:r>
+          </w:p>
+        </w:tc>
+      </w:tr>
+      <w:tr>
+        <w:trPr>
+          <w:tblHeader w:val="false"/>
+        </w:trPr>
+        <w:tc>
+          <w:tcPr>
+            <w:tcW w:type="dxa" w:w="2621"/>
+            <w:tcMar>
+              <w:top w:type="dxa" w:w="40"/>
+              <w:left w:type="dxa" w:w="80"/>
+              <w:bottom w:type="dxa" w:w="40"/>
+              <w:right w:type="dxa" w:w="80"/>
+            </w:tcMar>
+          </w:tcPr>
+          <w:p>
+            <w:pPr>
+              <w:spacing w:after="0" w:line="260"/>
+              <w:jc w:val="left"/>
+            </w:pPr>
+            <w:r>
+              <w:rPr>
+                <w:b w:val="false"/>
+                <w:bCs w:val="false"/>
+                <w:i w:val="false"/>
+                <w:iCs w:val="false"/>
+                <w:sz w:val="20"/>
+                <w:szCs w:val="20"/>
+              </w:rPr>
+              <w:t xml:space="preserve">Serial 7</w:t>
+            </w:r>
+          </w:p>
+        </w:tc>
+        <w:tc>
+          <w:tcPr>
+            <w:tcW w:type="dxa" w:w="1685"/>
+            <w:tcMar>
+              <w:top w:type="dxa" w:w="40"/>
+              <w:left w:type="dxa" w:w="80"/>
+              <w:bottom w:type="dxa" w:w="40"/>
+              <w:right w:type="dxa" w:w="80"/>
+            </w:tcMar>
+          </w:tcPr>
+          <w:p>
+            <w:pPr>
+              <w:spacing w:after="0" w:line="260"/>
+              <w:jc w:val="center"/>
+            </w:pPr>
+            <w:r>
+              <w:rPr>
+                <w:b w:val="false"/>
+                <w:bCs w:val="false"/>
+                <w:i w:val="false"/>
+                <w:iCs w:val="false"/>
+                <w:sz w:val="20"/>
+                <w:szCs w:val="20"/>
+              </w:rPr>
+              <w:t xml:space="preserve">−0.013</w:t>
+            </w:r>
+          </w:p>
+        </w:tc>
+        <w:tc>
+          <w:tcPr>
+            <w:tcW w:type="dxa" w:w="1685"/>
+            <w:tcMar>
+              <w:top w:type="dxa" w:w="40"/>
+              <w:left w:type="dxa" w:w="80"/>
+              <w:bottom w:type="dxa" w:w="40"/>
+              <w:right w:type="dxa" w:w="80"/>
+            </w:tcMar>
+          </w:tcPr>
+          <w:p>
+            <w:pPr>
+              <w:spacing w:after="0" w:line="260"/>
+              <w:jc w:val="center"/>
+            </w:pPr>
+            <w:r>
+              <w:rPr>
+                <w:b w:val="false"/>
+                <w:bCs w:val="false"/>
+                <w:i w:val="false"/>
+                <w:iCs w:val="false"/>
+                <w:sz w:val="20"/>
+                <w:szCs w:val="20"/>
+              </w:rPr>
+              <w:t xml:space="preserve">0.012</w:t>
+            </w:r>
+          </w:p>
+        </w:tc>
+        <w:tc>
+          <w:tcPr>
+            <w:tcW w:type="dxa" w:w="1685"/>
+            <w:tcMar>
+              <w:top w:type="dxa" w:w="40"/>
+              <w:left w:type="dxa" w:w="80"/>
+              <w:bottom w:type="dxa" w:w="40"/>
+              <w:right w:type="dxa" w:w="80"/>
+            </w:tcMar>
+          </w:tcPr>
+          <w:p>
+            <w:pPr>
+              <w:spacing w:after="0" w:line="260"/>
+              <w:jc w:val="center"/>
+            </w:pPr>
+            <w:r>
+              <w:rPr>
+                <w:b w:val="false"/>
+                <w:bCs w:val="false"/>
+                <w:i w:val="false"/>
+                <w:iCs w:val="false"/>
+                <w:sz w:val="20"/>
+                <w:szCs w:val="20"/>
+              </w:rPr>
+              <w:t xml:space="preserve">−0.032</w:t>
+            </w:r>
+          </w:p>
+        </w:tc>
+        <w:tc>
+          <w:tcPr>
+            <w:tcW w:type="dxa" w:w="1685"/>
+            <w:tcMar>
+              <w:top w:type="dxa" w:w="40"/>
+              <w:left w:type="dxa" w:w="80"/>
+              <w:bottom w:type="dxa" w:w="40"/>
+              <w:right w:type="dxa" w:w="80"/>
+            </w:tcMar>
+          </w:tcPr>
+          <w:p>
+            <w:pPr>
+              <w:spacing w:after="0" w:line="260"/>
+              <w:jc w:val="center"/>
+            </w:pPr>
+            <w:r>
+              <w:rPr>
+                <w:b w:val="false"/>
+                <w:bCs w:val="false"/>
+                <w:i w:val="false"/>
+                <w:iCs w:val="false"/>
+                <w:sz w:val="20"/>
+                <w:szCs w:val="20"/>
+              </w:rPr>
+              <w:t xml:space="preserve">No</w:t>
+            </w:r>
+          </w:p>
+        </w:tc>
+      </w:tr>
+      <w:tr>
+        <w:trPr>
+          <w:tblHeader w:val="false"/>
+        </w:trPr>
+        <w:tc>
+          <w:tcPr>
+            <w:tcW w:type="dxa" w:w="2621"/>
+            <w:tcMar>
+              <w:top w:type="dxa" w:w="40"/>
+              <w:left w:type="dxa" w:w="80"/>
+              <w:bottom w:type="dxa" w:w="40"/>
+              <w:right w:type="dxa" w:w="80"/>
+            </w:tcMar>
+          </w:tcPr>
+          <w:p>
+            <w:pPr>
+              <w:spacing w:after="0" w:line="260"/>
+              <w:jc w:val="left"/>
+            </w:pPr>
+            <w:r>
+              <w:rPr>
+                <w:b w:val="false"/>
+                <w:bCs w:val="false"/>
+                <w:i w:val="false"/>
+                <w:iCs w:val="false"/>
+                <w:sz w:val="20"/>
+                <w:szCs w:val="20"/>
+              </w:rPr>
+              <w:t xml:space="preserve">Years of schooling</w:t>
+            </w:r>
+          </w:p>
+        </w:tc>
+        <w:tc>
+          <w:tcPr>
+            <w:tcW w:type="dxa" w:w="1685"/>
+            <w:tcMar>
+              <w:top w:type="dxa" w:w="40"/>
+              <w:left w:type="dxa" w:w="80"/>
+              <w:bottom w:type="dxa" w:w="40"/>
+              <w:right w:type="dxa" w:w="80"/>
+            </w:tcMar>
+          </w:tcPr>
+          <w:p>
+            <w:pPr>
+              <w:spacing w:after="0" w:line="260"/>
+              <w:jc w:val="center"/>
+            </w:pPr>
+            <w:r>
+              <w:rPr>
+                <w:b w:val="false"/>
+                <w:bCs w:val="false"/>
+                <w:i w:val="false"/>
+                <w:iCs w:val="false"/>
+                <w:sz w:val="20"/>
+                <w:szCs w:val="20"/>
+              </w:rPr>
+              <w:t xml:space="preserve">−0.001</w:t>
+            </w:r>
+          </w:p>
+        </w:tc>
+        <w:tc>
+          <w:tcPr>
+            <w:tcW w:type="dxa" w:w="1685"/>
+            <w:tcMar>
+              <w:top w:type="dxa" w:w="40"/>
+              <w:left w:type="dxa" w:w="80"/>
+              <w:bottom w:type="dxa" w:w="40"/>
+              <w:right w:type="dxa" w:w="80"/>
+            </w:tcMar>
+          </w:tcPr>
+          <w:p>
+            <w:pPr>
+              <w:spacing w:after="0" w:line="260"/>
+              <w:jc w:val="center"/>
+            </w:pPr>
+            <w:r>
+              <w:rPr>
+                <w:b w:val="false"/>
+                <w:bCs w:val="false"/>
+                <w:i w:val="false"/>
+                <w:iCs w:val="false"/>
+                <w:sz w:val="20"/>
+                <w:szCs w:val="20"/>
+              </w:rPr>
+              <w:t xml:space="preserve">0.021</w:t>
+            </w:r>
+          </w:p>
+        </w:tc>
+        <w:tc>
+          <w:tcPr>
+            <w:tcW w:type="dxa" w:w="1685"/>
+            <w:tcMar>
+              <w:top w:type="dxa" w:w="40"/>
+              <w:left w:type="dxa" w:w="80"/>
+              <w:bottom w:type="dxa" w:w="40"/>
+              <w:right w:type="dxa" w:w="80"/>
+            </w:tcMar>
+          </w:tcPr>
+          <w:p>
+            <w:pPr>
+              <w:spacing w:after="0" w:line="260"/>
+              <w:jc w:val="center"/>
+            </w:pPr>
+            <w:r>
+              <w:rPr>
+                <w:b w:val="false"/>
+                <w:bCs w:val="false"/>
+                <w:i w:val="false"/>
+                <w:iCs w:val="false"/>
+                <w:sz w:val="20"/>
+                <w:szCs w:val="20"/>
+              </w:rPr>
+              <w:t xml:space="preserve">−0.023</w:t>
+            </w:r>
+          </w:p>
+        </w:tc>
+        <w:tc>
+          <w:tcPr>
+            <w:tcW w:type="dxa" w:w="1685"/>
+            <w:tcMar>
+              <w:top w:type="dxa" w:w="40"/>
+              <w:left w:type="dxa" w:w="80"/>
+              <w:bottom w:type="dxa" w:w="40"/>
+              <w:right w:type="dxa" w:w="80"/>
+            </w:tcMar>
+          </w:tcPr>
+          <w:p>
+            <w:pPr>
+              <w:spacing w:after="0" w:line="260"/>
+              <w:jc w:val="center"/>
+            </w:pPr>
+            <w:r>
+              <w:rPr>
+                <w:b w:val="false"/>
+                <w:bCs w:val="false"/>
+                <w:i w:val="false"/>
+                <w:iCs w:val="false"/>
+                <w:sz w:val="20"/>
+                <w:szCs w:val="20"/>
+              </w:rPr>
+              <w:t xml:space="preserve">No</w:t>
+            </w:r>
+          </w:p>
+        </w:tc>
+      </w:tr>
+      <w:tr>
+        <w:trPr>
+          <w:tblHeader w:val="false"/>
+        </w:trPr>
+        <w:tc>
+          <w:tcPr>
+            <w:tcW w:type="dxa" w:w="2621"/>
+            <w:tcMar>
+              <w:top w:type="dxa" w:w="40"/>
+              <w:left w:type="dxa" w:w="80"/>
+              <w:bottom w:type="dxa" w:w="40"/>
+              <w:right w:type="dxa" w:w="80"/>
+            </w:tcMar>
+          </w:tcPr>
+          <w:p>
+            <w:pPr>
+              <w:spacing w:after="0" w:line="260"/>
+              <w:jc w:val="left"/>
+            </w:pPr>
+            <w:r>
+              <w:rPr>
+                <w:b w:val="false"/>
+                <w:bCs w:val="false"/>
+                <w:i w:val="false"/>
+                <w:iCs w:val="false"/>
+                <w:sz w:val="20"/>
+                <w:szCs w:val="20"/>
+              </w:rPr>
+              <w:t xml:space="preserve">Rural</w:t>
+            </w:r>
+          </w:p>
+        </w:tc>
+        <w:tc>
+          <w:tcPr>
+            <w:tcW w:type="dxa" w:w="1685"/>
+            <w:tcMar>
+              <w:top w:type="dxa" w:w="40"/>
+              <w:left w:type="dxa" w:w="80"/>
+              <w:bottom w:type="dxa" w:w="40"/>
+              <w:right w:type="dxa" w:w="80"/>
+            </w:tcMar>
+          </w:tcPr>
+          <w:p>
+            <w:pPr>
+              <w:spacing w:after="0" w:line="260"/>
+              <w:jc w:val="center"/>
+            </w:pPr>
+            <w:r>
+              <w:rPr>
+                <w:b w:val="false"/>
+                <w:bCs w:val="false"/>
+                <w:i w:val="false"/>
+                <w:iCs w:val="false"/>
+                <w:sz w:val="20"/>
+                <w:szCs w:val="20"/>
+              </w:rPr>
+              <w:t xml:space="preserve">−0.014</w:t>
+            </w:r>
+          </w:p>
+        </w:tc>
+        <w:tc>
+          <w:tcPr>
+            <w:tcW w:type="dxa" w:w="1685"/>
+            <w:tcMar>
+              <w:top w:type="dxa" w:w="40"/>
+              <w:left w:type="dxa" w:w="80"/>
+              <w:bottom w:type="dxa" w:w="40"/>
+              <w:right w:type="dxa" w:w="80"/>
+            </w:tcMar>
+          </w:tcPr>
+          <w:p>
+            <w:pPr>
+              <w:spacing w:after="0" w:line="260"/>
+              <w:jc w:val="center"/>
+            </w:pPr>
+            <w:r>
+              <w:rPr>
+                <w:b w:val="false"/>
+                <w:bCs w:val="false"/>
+                <w:i w:val="false"/>
+                <w:iCs w:val="false"/>
+                <w:sz w:val="20"/>
+                <w:szCs w:val="20"/>
+              </w:rPr>
+              <w:t xml:space="preserve">−0.071</w:t>
+            </w:r>
+          </w:p>
+        </w:tc>
+        <w:tc>
+          <w:tcPr>
+            <w:tcW w:type="dxa" w:w="1685"/>
+            <w:tcMar>
+              <w:top w:type="dxa" w:w="40"/>
+              <w:left w:type="dxa" w:w="80"/>
+              <w:bottom w:type="dxa" w:w="40"/>
+              <w:right w:type="dxa" w:w="80"/>
+            </w:tcMar>
+          </w:tcPr>
+          <w:p>
+            <w:pPr>
+              <w:spacing w:after="0" w:line="260"/>
+              <w:jc w:val="center"/>
+            </w:pPr>
+            <w:r>
+              <w:rPr>
+                <w:b w:val="false"/>
+                <w:bCs w:val="false"/>
+                <w:i w:val="false"/>
+                <w:iCs w:val="false"/>
+                <w:sz w:val="20"/>
+                <w:szCs w:val="20"/>
+              </w:rPr>
+              <w:t xml:space="preserve">0.057</w:t>
+            </w:r>
+          </w:p>
+        </w:tc>
+        <w:tc>
+          <w:tcPr>
+            <w:tcW w:type="dxa" w:w="1685"/>
+            <w:tcMar>
+              <w:top w:type="dxa" w:w="40"/>
+              <w:left w:type="dxa" w:w="80"/>
+              <w:bottom w:type="dxa" w:w="40"/>
+              <w:right w:type="dxa" w:w="80"/>
+            </w:tcMar>
+          </w:tcPr>
+          <w:p>
+            <w:pPr>
+              <w:spacing w:after="0" w:line="260"/>
+              <w:jc w:val="center"/>
+            </w:pPr>
+            <w:r>
+              <w:rPr>
+                <w:b w:val="false"/>
+                <w:bCs w:val="false"/>
+                <w:i w:val="false"/>
+                <w:iCs w:val="false"/>
+                <w:sz w:val="20"/>
+                <w:szCs w:val="20"/>
+              </w:rPr>
+              <w:t xml:space="preserve">No</w:t>
+            </w:r>
+          </w:p>
+        </w:tc>
+      </w:tr>
+    </w:tbl>
+    <w:p>
+      <w:pPr>
+        <w:spacing w:after="200" w:before="80"/>
+      </w:pPr>
+      <w:r>
+        <w:rPr>
+          <w:i/>
+          <w:iCs/>
+          <w:sz w:val="20"/>
+          <w:szCs w:val="20"/>
+        </w:rPr>
+        <w:t xml:space="preserve">Note. </w:t>
+      </w:r>
+      <w:r>
+        <w:rPr>
+          <w:sz w:val="20"/>
+          <w:szCs w:val="20"/>
+        </w:rPr>
+        <w:t xml:space="preserve">Ordered logit coefficients. The 7,154 respondents who confirmed a dominated choice have no observed preference; the two middle columns re-estimate the model with all of them imputed to the most risk-averse and then the most risk-seeking category, which brackets what selection on that group could produce. Household-clustered standard errors. A predictor whose sign is the same under both imputations cannot have its direction reversed by this selection.</w:t>
       </w:r>
     </w:p>
     <w:p>
@@ -10457,7 +12188,7 @@
           <w:sz w:val="22"/>
           <w:szCs w:val="22"/>
         </w:rPr>
-        <w:t xml:space="preserve">Four separate results point the same way. Cognitive ability declines in ordered steps across a comprehension gradient built entirely from the dominance screen, with the respondents who corrected themselves falling between those who never erred and those who confirmed the error. When comprehension and preference are estimated as separate channels, cognitive measures and schooling load on comprehension and gender loads on preference, with schooling 67 times larger on the comprehension side and gender changing sign between channels. Within the preference index, proportional odds fails specifically for the cognitive measures, whose effects are absent at the lowest cut point and concentrated at the highest, and a multinomial model shows that ability predicts interior rather than extreme responses. Random responding pushed through the actual branching logic predicts mass at both extremes, and the observed distribution converges on that prediction as ability falls.</w:t>
+        <w:t xml:space="preserve">Four separate results point the same way. Cognitive ability declines in ordered steps across a comprehension gradient built entirely from the dominance screen, with the respondents who corrected themselves falling between those who never erred and those who confirmed the error. When comprehension and preference are estimated as separate channels, cognitive measures and schooling load on comprehension and gender loads on preference, a separation a paired bootstrap over households distinguishes for schooling, fluid intelligence, Serial 7, and the number series on one side and gender on the other, with gender changing sign between channels. Within the preference index, proportional odds fails specifically for the cognitive measures, whose effects are absent at the lowest cut point and concentrated at the highest, and a multinomial model shows that ability predicts interior rather than extreme responses. Random responding pushed through the actual branching logic predicts mass at both extremes, and the observed distribution converges on that prediction as ability falls.</w:t>
       </w:r>
     </w:p>
     <w:p>
@@ -10470,7 +12201,7 @@
           <w:sz w:val="22"/>
           <w:szCs w:val="22"/>
         </w:rPr>
-        <w:t xml:space="preserve">Relative to Andersson et al. (2016), which established the underlying point experimentally, our contribution is an extension rather than a new mechanism: we supply a graded comprehension marker their design did not contain, at population scale, in a lower-income setting. Readers who accept their argument should read our results as a field confirmation of it. What follows from our data is a resolution of an apparent tension in the literature on cognition and risk taking. Frederick (2005) and Dohmen et al. (2010) report that more cognitively able respondents behave in a more risk-neutral, less anomalous way, whereas our comprehender-only estimates associate higher ability with greater measured risk aversion. Both can hold. Our elicitation places the certain option at a meaningful fraction of monthly income and confines Set 1 to gains, so choosing the certain amount is not itself an anomaly. What the more able respondents avoid is not risk but the extremes of the scale, which is precisely what a noise account predicts and what Andersson et al. (2016) argued makes the sign of the cognition–risk relationship a property of the design.</w:t>
+        <w:t xml:space="preserve">Relative to Andersson et al. (2016), which established the underlying point experimentally, our contribution is an extension rather than a new mechanism: we supply a graded comprehension marker their design did not contain, at population scale, in a lower-income setting. Readers who accept their argument should read our results as a field confirmation of it. What follows from our data is a resolution of an apparent tension in the literature on cognition and risk taking. Frederick (2005) and Dohmen et al. (2010) report that more cognitively able respondents behave in a more risk-neutral, less anomalous way, whereas our comprehender-only estimates associate higher ability with greater measured risk aversion. Both can hold, and our bounds suggest the question may not be answerable in these data: once the respondents who failed the dominance screen are taken into account, the sign of the cognitive coefficient in the preference channel is not identified. What the more able respondents demonstrably avoid is not risk but the extremes of the scale, which is what a noise account predicts and what Andersson et al. (2016) argued makes the sign of the cognition–risk relationship a property of the design rather than of preferences.</w:t>
       </w:r>
     </w:p>
     <w:p>
@@ -10497,6 +12228,32 @@
           <w:szCs w:val="22"/>
         </w:rPr>
         <w:t xml:space="preserve">For gender the news is more reassuring. Women’s greater risk aversion is the largest effect in every specification, survives the channel decomposition with its sign intact, strengthens across cut points, appears in interpretable CRRA units, and behaves oppositely to the noise variables in the extreme-response model. It replicates in a Muslim-majority developing economy with gender roles and labour-force participation quite unlike the Western samples in which the finding was established (Charness &amp; Gneezy, 2012; Croson &amp; Gneezy, 2009), and the methodological concerns raised by Nelson (2015) about aggregate comparisons do not apply to a within-sample conditional estimate of this kind.</w:t>
+      </w:r>
+    </w:p>
+    <w:p>
+      <w:pPr>
+        <w:spacing w:after="160" w:line="360"/>
+        <w:jc w:val="left"/>
+      </w:pPr>
+      <w:r>
+        <w:rPr>
+          <w:sz w:val="22"/>
+          <w:szCs w:val="22"/>
+        </w:rPr>
+        <w:t xml:space="preserve">Our results speak to a claim from the psychometric side of this literature. Frey et al. (2017) argued that risk preference behaves like other psychological traits in having a general factor recoverable only from multiple measures, and that any single behavioural elicitation is an unreliable indicator of it; Mata et al. (2018) drew the same lesson for the gap between self-report and behavioural measures. Our cross-set correlation of .33 overall, falling to .07 in the lowest cognitive quintile, is what that argument predicts, and it locates the unreliability rather than merely documenting it. A single-elicitation index is not weakly informative uniformly across a population. It is close to uninformative at the bottom of the ability distribution and moderately informative at the top, which means reliability is itself a function of respondent characteristics that researchers routinely use as controls.</w:t>
+      </w:r>
+    </w:p>
+    <w:p>
+      <w:pPr>
+        <w:spacing w:after="160" w:line="360"/>
+        <w:jc w:val="left"/>
+      </w:pPr>
+      <w:r>
+        <w:rPr>
+          <w:sz w:val="22"/>
+          <w:szCs w:val="22"/>
+        </w:rPr>
+        <w:t xml:space="preserve">That has a concrete consequence for the many studies that use an IFLS risk index as a regressor. Classical measurement error attenuates a coefficient by roughly the reliability of the regressor. Taking the cross-set correlation as a lower bound on reliability, since the two sets differ in stakes and one includes a loss prospect and so are not parallel forms, the implied attenuation is severe: coefficients on the risk index are plausibly a third or less of their true magnitude, and the correction factor differs across subsamples, being smallest where average education is highest. Analyses that compare risk-preference effects across education or region are therefore comparing quantities attenuated by different amounts, which can generate apparent heterogeneity from nothing more than differential reliability. We would encourage users of these indices to report a reliability estimate alongside them, and where both stake levels are available, to use them as multiple indicators rather than choosing one.</w:t>
       </w:r>
     </w:p>
     <w:p>
@@ -10541,7 +12298,7 @@
           <w:sz w:val="22"/>
           <w:szCs w:val="22"/>
         </w:rPr>
-        <w:t xml:space="preserve">The comprehension interpretation rests on a graded ability gradient and on a noise simulation, not on a direct comprehension check; IFLS includes no debriefing or comprehension question, so an unobserved preference-based account of dominated choices cannot be excluded outright. Our noise simulation assumes independent responding at each node, which is a deliberately simple benchmark rather than an estimated mixture; we do not claim to quantify what share of any group is noise. Our own cross-set test limits the claim further: the excess reproduction of extreme answers does not fall with ability, which a strong version of the noise account would predict, and we report that result rather than set it aside. The second stage conditions on passing the dominance screen, which is the outcome modeled in the first stage, so its estimates are conditional on a selected subsample. If unobserved characteristics drive both channels, the preference-channel coefficients are biased by that selection, and we do not correct for it. The design is cross-sectional, so no causal ordering among ability, schooling, and response behavior is identified. Choices are hypothetical rather than incentivised. Complete-case analysis reduces the eligible sample, and although the modeling sample is fixed across specifications, selection on missingness cannot be ruled out. The IFLS frame covers 13 of 34 provinces and under-represents eastern Indonesia. Finally, the low reliability of the BFI-15 limits what can be concluded about latent traits as opposed to these measures of them.</w:t>
+        <w:t xml:space="preserve">The comprehension interpretation rests on a graded ability gradient and on a noise simulation, not on a direct comprehension check; IFLS includes no debriefing or comprehension question, so an unobserved preference-based account of dominated choices cannot be excluded outright. Our noise simulation assumes independent responding at each node, which is a deliberately simple benchmark rather than an estimated mixture; we do not claim to quantify what share of any group is noise. Our own cross-set test limits the claim further: the excess reproduction of extreme answers does not fall with ability, which a strong version of the noise account would predict, and we report that result rather than set it aside. The second stage conditions on passing the dominance screen, which is the outcome modeled in the first stage, so its estimates are conditional on a selected subsample. If unobserved characteristics drive both channels, the preference-channel coefficients are biased by that selection, and we do not correct for it. The design is cross-sectional, so no causal ordering among ability, schooling, and response behavior is identified. Choices are hypothetical rather than incentivized. The order effect we document is evidence of context dependence but we cannot say from one randomization whether it reflects carryover, fatigue, or anchoring. Complete-case analysis reduces the eligible sample, and although the modeling sample is fixed across specifications, selection on missingness cannot be ruled out. The IFLS frame covers 13 of 34 provinces and under-represents eastern Indonesia. Finally, the low reliability of the BFI-15 limits what can be concluded about latent traits as opposed to these measures of them.</w:t>
       </w:r>
     </w:p>
     <w:p>

--- a/docs/Risk_Preference_Draft_v2.docx
+++ b/docs/Risk_Preference_Draft_v2.docx
@@ -88,7 +88,7 @@
           <w:sz w:val="22"/>
           <w:szCs w:val="22"/>
         </w:rPr>
-        <w:t xml:space="preserve">Survey elicitations of risk preference routinely produce a group of respondents who reject a stochastically dominant gamble. Whether these responses index extreme risk aversion or a failure to engage with the task determines what the resulting index measures. We address this using the fifth wave of the Indonesian Family Life Survey (IFLS5), which pairs an adaptive multiple price list with a broad cognitive battery and a 15-item Big Five inventory (N = 25,040 adults aged 18–65). The Set 1 dominance screen yields a three-level comprehension gradient: respondents who chose correctly at once, those who reversed a dominated choice when challenged, and those who confirmed it. Cognitive ability declines monotonically across these levels (Raven’s matrices 5.84, 5.27, 4.95; number series 522.5, 508.8, 501.3). Modeling comprehension and preference as separate channels shows that cognitive ability and schooling operate mainly on comprehension whereas gender operates mainly on preference, with opposite signs across the two channels. A paired household bootstrap confirms the separation: schooling acts more strongly on comprehension by .169 log-odds per SD (95% CI [.122, .213]) and fluid intelligence by .109 [.059, .158], while gender acts more strongly on preference by .106 [.059, .144]. The comprehension channel is also where the explainable variance sits (McFadden R² = .031 versus .007 for preference). Within the ordinal risk index, proportional odds fails precisely for the cognitive measures and for gender, because cognitive effects are absent at the lowest cut point and concentrated at the highest; a multinomial model shows that ability predicts interior rather than extreme responses. A simulation of random responding through the actual branching logic reproduces this pattern: a coin-flip respondent has a 25% chance of being classified gamble averse and a 19% chance of being classified most risk seeking, and the observed distribution moves toward that prediction as cognitive ability falls (odds of an extreme response 0.71 per SD of ability, p &lt; .001). Out-of-sample, the personality-versus-cognition comparison that motivates much of this literature is null. A randomized feature of administration, which of the two stake levels was presented first, shifts both the screening failure rate and the elicited preference, and cross-elicitation stability rises with ability, from a rank correlation of .07 in the lowest cognitive quintile to .26 in the highest, so responses from the bottom of the ability distribution carry little reproducible signal. Worst-case bounds show that gender keeps its sign once the screened-out group is accounted for while the cognitive coefficients in the preference channel do not, so we make no directional claim about the latter. One further test qualifies this: conditional on giving an extreme answer, respondents reproduce it about equally often at every ability level. We therefore conclude that decision noise depresses the reliability of survey risk indices and inflates extreme responding among low-ability respondents, that screening for dominated choices addresses only one of the two extremes affected, and that gender remains the one robust preference-side predictor. We do not estimate the size of the noise component, which would require a formal error model.</w:t>
+        <w:t xml:space="preserve">Survey elicitations of risk preference routinely produce a group of respondents who reject a stochastically dominant gamble. Whether these responses index extreme risk aversion or a failure to engage with the task determines what the resulting index measures. We address this using the fifth wave of the Indonesian Family Life Survey (IFLS5), which pairs a branching lottery-choice elicitation with a broad cognitive battery and a 15-item Big Five inventory (N = 25,040 adults aged 18–65). The Set 1 dominance screen yields a three-level comprehension gradient: respondents who chose correctly at once, those who reversed a dominated choice when challenged, and those who confirmed it. Cognitive ability declines monotonically across these levels (Raven’s matrices 5.84, 5.27, 4.95; number series 522.5, 508.8, 501.3). Modeling comprehension and preference as separate channels shows that cognitive ability and schooling operate mainly on comprehension whereas gender operates mainly on preference, with opposite signs across the two channels. A paired household bootstrap confirms the separation: schooling acts more strongly on comprehension by .169 log-odds per SD (95% CI [.122, .213]) and fluid intelligence by .109 [.059, .158], while gender acts more strongly on preference by .106 [.059, .144]. The comprehension channel is also where the explainable variance sits (McFadden R² = .031 versus .007 for preference). Within the ordinal risk index, proportional odds fails precisely for the cognitive measures and for gender, because cognitive effects are absent at the lowest cut point and concentrated at the highest; a multinomial model shows that ability predicts interior rather than extreme responses. A simulation of random responding through the actual branching logic reproduces this pattern: a coin-flip respondent has a 25% chance of being classified gamble averse and a 19% chance of being classified most risk seeking, and the observed distribution moves toward that prediction as cognitive ability falls (odds of an extreme response 0.71 per SD of ability, p &lt; .001). Out-of-sample, the personality-versus-cognition comparison that motivates much of this literature is null. A randomized feature of administration, which of the two stake levels was presented first, shifts both the screening failure rate and the elicited preference, and cross-elicitation stability rises with ability, from a rank correlation of .07 in the lowest cognitive quintile to .26 in the highest, so responses from the bottom of the ability distribution carry little reproducible signal. Worst-case bounds show that gender keeps its sign once the screened-out group is accounted for while the cognitive coefficients in the preference channel do not, so we make no directional claim about the latter. One further test qualifies this: conditional on giving an extreme answer, respondents reproduce it about equally often at every ability level. We therefore conclude that decision noise depresses the reliability of survey risk indices and inflates extreme responding among low-ability respondents, that screening for dominated choices addresses only one of the two extremes affected, and that gender remains the one robust preference-side predictor. We do not estimate the size of the noise component, which would require a formal error model.</w:t>
       </w:r>
     </w:p>
     <w:p>
@@ -110,7 +110,7 @@
           <w:sz w:val="22"/>
           <w:szCs w:val="22"/>
         </w:rPr>
-        <w:t xml:space="preserve">risk preference, decision noise, task comprehension, cognitive ability, multiple price list, IFLS, Indonesia</w:t>
+        <w:t xml:space="preserve">risk preference, decision noise, task comprehension, cognitive ability, risk elicitation, IFLS, Indonesia</w:t>
       </w:r>
     </w:p>
     <w:p>
@@ -158,7 +158,7 @@
           <w:sz w:val="22"/>
           <w:szCs w:val="22"/>
         </w:rPr>
-        <w:t xml:space="preserve">A recurring feature of survey elicitation is that a substantial minority of respondents makes choices that no risk preference can rationalize. These designs commonly open with a dominance screen, a gamble whose worst outcome equals the certain amount. A large share of respondents nonetheless take the certain option. In the fifth wave of the Indonesian Family Life Survey, 29% of respondents did so and confirmed the choice when challenged. The standard response, following Thamarapani and Rockmore (2022), is to classify these respondents as gamble averse and exclude them. The alternative, sometimes adopted to avoid selection concerns, is to retain them as an extra category at the risk-averse end of the scale.</w:t>
+        <w:t xml:space="preserve">A recurring feature of survey elicitation is that a substantial minority of respondents makes choices that no risk preference can rationalize. Such designs commonly open with a dominance screen, a gamble whose worst outcome equals the certain amount. A large share of respondents nonetheless take the certain option. In the fifth wave of the Indonesian Family Life Survey, 29% of respondents did so and confirmed the choice when challenged. The usual response, and the one we follow in constructing the index, is that of Thamarapani and Rockmore (2022): classify these respondents as gamble averse and exclude them. Cheong (2022) uses the same module across the fourth and fifth waves. The alternative, sometimes adopted to avoid selection concerns, is to retain them as an extra category at the risk-averse end of the scale.</w:t>
       </w:r>
     </w:p>
     <w:p>
@@ -330,7 +330,7 @@
           <w:sz w:val="22"/>
           <w:szCs w:val="22"/>
         </w:rPr>
-        <w:t xml:space="preserve">Financial risk preferences were elicited with an adaptive multiple price list in Module SI. Respondents chose between a certain monthly amount and a 50/50 gamble. In Set 1 the certain amount is Rp 800,000 per month (about US$60, above average monthly earnings) and the high outcome is fixed at Rp 1,600,000; the low outcome varies across branching items. The first item (si01) is a dominance screen in which the gamble’s low outcome equals the certain amount, so the gamble weakly dominates. Respondents choosing the certain option are asked to confirm (si02). Those who confirm are classified as having confirmed a dominated choice; those who reverse are retained and flagged as corrected.</w:t>
+        <w:t xml:space="preserve">Financial risk preferences were elicited in Module SI through a branching sequence of binary choices between a certain amount and a 50/50 gamble. The probabilities are fixed and the gamble’s low outcome varies across items, so the design follows the nested-lottery logic of Binswanger (1980) rather than a Holt and Laury (2002) price list, in which the probabilities vary and the prizes do not. We describe it mechanically below because the label matters for what the resulting index can be compared against. Respondents chose between a certain monthly amount and a 50/50 gamble. In Set 1 the certain amount is Rp 800,000 per month (about US$60, above average monthly earnings) and the high outcome is fixed at Rp 1,600,000; the low outcome varies across branching items. The first item (si01) is a dominance screen in which the gamble’s low outcome equals the certain amount, so the gamble weakly dominates. Respondents choosing the certain option are asked to confirm (si02). Those who confirm are classified as having confirmed a dominated choice; those who reverse are retained and flagged as corrected.</w:t>
       </w:r>
     </w:p>
     <w:p>
@@ -8046,7 +8046,7 @@
           <w:sz w:val="22"/>
           <w:szCs w:val="22"/>
         </w:rPr>
-        <w:t xml:space="preserve">Taken together these results support a narrower conclusion than the one we set out to test. Low-ability responses to this elicitation are substantially less reproducible, which is what noise implies. But conditional on giving an extreme answer, that answer carries a similar amount of reproducible signal at every ability level. We therefore claim that decision noise depresses the reliability of the index and inflates extreme responding among low-ability respondents, and we do not claim that the extreme categories consist mainly of noise. Separating those two statements requires a formal mixture model with an estimated error parameter, which the present design supports but which we leave to future work.</w:t>
+        <w:t xml:space="preserve">Taken together these results support a narrower conclusion than the one we set out to test. Low-ability responses to this elicitation are substantially less reproducible, which is what noise implies. But conditional on giving an extreme answer, that answer carries a similar amount of reproducible signal at every ability level. We therefore claim that decision noise depresses the reliability of the index and inflates extreme responding among low-ability respondents, and we do not claim that the extreme categories consist mainly of noise. Separating those two statements requires joint estimation of risk aversion and a choice-error parameter in the manner of Andersen et al. (2008), with the error term allowed to depend on cognitive ability. The present design supports that estimation and we regard it as the natural next step.</w:t>
       </w:r>
     </w:p>
     <w:p>
@@ -12662,7 +12662,7 @@
           <w:sz w:val="22"/>
           <w:szCs w:val="22"/>
         </w:rPr>
-        <w:t xml:space="preserve">Arel-Bundock, V., Greifer, N., &amp; Heiss, A. (2024). How to interpret statistical models using marginaleffects for R and Python. </w:t>
+        <w:t xml:space="preserve">Andersen, S., Harrison, G. W., Lau, M. I., &amp; Rutström, E. E. (2008). Eliciting risk and time preferences. </w:t>
       </w:r>
       <w:r>
         <w:rPr>
@@ -12671,14 +12671,14 @@
           <w:sz w:val="22"/>
           <w:szCs w:val="22"/>
         </w:rPr>
-        <w:t xml:space="preserve">Journal of Statistical Software, 111</w:t>
-      </w:r>
-      <w:r>
-        <w:rPr>
-          <w:sz w:val="22"/>
-          <w:szCs w:val="22"/>
-        </w:rPr>
-        <w:t xml:space="preserve">(9), 1–32.</w:t>
+        <w:t xml:space="preserve">Econometrica, 76</w:t>
+      </w:r>
+      <w:r>
+        <w:rPr>
+          <w:sz w:val="22"/>
+          <w:szCs w:val="22"/>
+        </w:rPr>
+        <w:t xml:space="preserve">(3), 583–618.</w:t>
       </w:r>
     </w:p>
     <w:p>
@@ -12691,7 +12691,7 @@
           <w:sz w:val="22"/>
           <w:szCs w:val="22"/>
         </w:rPr>
-        <w:t xml:space="preserve">Beauchamp, J. P., Cesarini, D., &amp; Johannesson, M. (2017). The psychometric and empirical properties of measures of risk preferences. </w:t>
+        <w:t xml:space="preserve">Arel-Bundock, V., Greifer, N., &amp; Heiss, A. (2024). How to interpret statistical models using marginaleffects for R and Python. </w:t>
       </w:r>
       <w:r>
         <w:rPr>
@@ -12700,14 +12700,14 @@
           <w:sz w:val="22"/>
           <w:szCs w:val="22"/>
         </w:rPr>
-        <w:t xml:space="preserve">Journal of Risk and Uncertainty, 54</w:t>
-      </w:r>
-      <w:r>
-        <w:rPr>
-          <w:sz w:val="22"/>
-          <w:szCs w:val="22"/>
-        </w:rPr>
-        <w:t xml:space="preserve">(3), 203–237.</w:t>
+        <w:t xml:space="preserve">Journal of Statistical Software, 111</w:t>
+      </w:r>
+      <w:r>
+        <w:rPr>
+          <w:sz w:val="22"/>
+          <w:szCs w:val="22"/>
+        </w:rPr>
+        <w:t xml:space="preserve">(9), 1–32.</w:t>
       </w:r>
     </w:p>
     <w:p>
@@ -12720,7 +12720,7 @@
           <w:sz w:val="22"/>
           <w:szCs w:val="22"/>
         </w:rPr>
-        <w:t xml:space="preserve">Becker, A., Deckers, T., Dohmen, T., Falk, A., &amp; Kosse, F. (2012). The relationship between economic preferences and psychological personality measures. </w:t>
+        <w:t xml:space="preserve">Beauchamp, J. P., Cesarini, D., &amp; Johannesson, M. (2017). The psychometric and empirical properties of measures of risk preferences. </w:t>
       </w:r>
       <w:r>
         <w:rPr>
@@ -12729,14 +12729,14 @@
           <w:sz w:val="22"/>
           <w:szCs w:val="22"/>
         </w:rPr>
-        <w:t xml:space="preserve">Annual Review of Economics, 4</w:t>
-      </w:r>
-      <w:r>
-        <w:rPr>
-          <w:sz w:val="22"/>
-          <w:szCs w:val="22"/>
-        </w:rPr>
-        <w:t xml:space="preserve">(1), 453–478.</w:t>
+        <w:t xml:space="preserve">Journal of Risk and Uncertainty, 54</w:t>
+      </w:r>
+      <w:r>
+        <w:rPr>
+          <w:sz w:val="22"/>
+          <w:szCs w:val="22"/>
+        </w:rPr>
+        <w:t xml:space="preserve">(3), 203–237.</w:t>
       </w:r>
     </w:p>
     <w:p>
@@ -12749,7 +12749,7 @@
           <w:sz w:val="22"/>
           <w:szCs w:val="22"/>
         </w:rPr>
-        <w:t xml:space="preserve">Brant, R. (1990). Assessing proportionality in the proportional odds model for ordinal logistic regression. </w:t>
+        <w:t xml:space="preserve">Becker, A., Deckers, T., Dohmen, T., Falk, A., &amp; Kosse, F. (2012). The relationship between economic preferences and psychological personality measures. </w:t>
       </w:r>
       <w:r>
         <w:rPr>
@@ -12758,14 +12758,14 @@
           <w:sz w:val="22"/>
           <w:szCs w:val="22"/>
         </w:rPr>
-        <w:t xml:space="preserve">Biometrics, 46</w:t>
-      </w:r>
-      <w:r>
-        <w:rPr>
-          <w:sz w:val="22"/>
-          <w:szCs w:val="22"/>
-        </w:rPr>
-        <w:t xml:space="preserve">(4), 1171–1178.</w:t>
+        <w:t xml:space="preserve">Annual Review of Economics, 4</w:t>
+      </w:r>
+      <w:r>
+        <w:rPr>
+          <w:sz w:val="22"/>
+          <w:szCs w:val="22"/>
+        </w:rPr>
+        <w:t xml:space="preserve">(1), 453–478.</w:t>
       </w:r>
     </w:p>
     <w:p>
@@ -12778,7 +12778,7 @@
           <w:sz w:val="22"/>
           <w:szCs w:val="22"/>
         </w:rPr>
-        <w:t xml:space="preserve">Burks, S. V., Carpenter, J. P., Goette, L., &amp; Rustichini, A. (2009). Cognitive skills affect economic preferences, strategic behavior, and job attachment. </w:t>
+        <w:t xml:space="preserve">Binswanger, H. P. (1980). Attitudes toward risk: Experimental measurement in rural India. </w:t>
       </w:r>
       <w:r>
         <w:rPr>
@@ -12787,14 +12787,14 @@
           <w:sz w:val="22"/>
           <w:szCs w:val="22"/>
         </w:rPr>
-        <w:t xml:space="preserve">Proceedings of the National Academy of Sciences, 106</w:t>
-      </w:r>
-      <w:r>
-        <w:rPr>
-          <w:sz w:val="22"/>
-          <w:szCs w:val="22"/>
-        </w:rPr>
-        <w:t xml:space="preserve">(19), 7745–7750.</w:t>
+        <w:t xml:space="preserve">American Journal of Agricultural Economics, 62</w:t>
+      </w:r>
+      <w:r>
+        <w:rPr>
+          <w:sz w:val="22"/>
+          <w:szCs w:val="22"/>
+        </w:rPr>
+        <w:t xml:space="preserve">(3), 395–407.</w:t>
       </w:r>
     </w:p>
     <w:p>
@@ -12807,7 +12807,7 @@
           <w:sz w:val="22"/>
           <w:szCs w:val="22"/>
         </w:rPr>
-        <w:t xml:space="preserve">Charness, G., &amp; Gneezy, U. (2012). Strong evidence for gender differences in risk taking. </w:t>
+        <w:t xml:space="preserve">Brant, R. (1990). Assessing proportionality in the proportional odds model for ordinal logistic regression. </w:t>
       </w:r>
       <w:r>
         <w:rPr>
@@ -12816,14 +12816,14 @@
           <w:sz w:val="22"/>
           <w:szCs w:val="22"/>
         </w:rPr>
-        <w:t xml:space="preserve">Journal of Economic Behavior &amp; Organization, 83</w:t>
-      </w:r>
-      <w:r>
-        <w:rPr>
-          <w:sz w:val="22"/>
-          <w:szCs w:val="22"/>
-        </w:rPr>
-        <w:t xml:space="preserve">(1), 50–58.</w:t>
+        <w:t xml:space="preserve">Biometrics, 46</w:t>
+      </w:r>
+      <w:r>
+        <w:rPr>
+          <w:sz w:val="22"/>
+          <w:szCs w:val="22"/>
+        </w:rPr>
+        <w:t xml:space="preserve">(4), 1171–1178.</w:t>
       </w:r>
     </w:p>
     <w:p>
@@ -12836,7 +12836,7 @@
           <w:sz w:val="22"/>
           <w:szCs w:val="22"/>
         </w:rPr>
-        <w:t xml:space="preserve">Charness, G., Gneezy, U., &amp; Imas, A. (2013). Experimental methods: Eliciting risk preferences. </w:t>
+        <w:t xml:space="preserve">Burks, S. V., Carpenter, J. P., Goette, L., &amp; Rustichini, A. (2009). Cognitive skills affect economic preferences, strategic behavior, and job attachment. </w:t>
       </w:r>
       <w:r>
         <w:rPr>
@@ -12845,14 +12845,14 @@
           <w:sz w:val="22"/>
           <w:szCs w:val="22"/>
         </w:rPr>
-        <w:t xml:space="preserve">Journal of Economic Behavior &amp; Organization, 87</w:t>
-      </w:r>
-      <w:r>
-        <w:rPr>
-          <w:sz w:val="22"/>
-          <w:szCs w:val="22"/>
-        </w:rPr>
-        <w:t xml:space="preserve">, 43–51.</w:t>
+        <w:t xml:space="preserve">Proceedings of the National Academy of Sciences, 106</w:t>
+      </w:r>
+      <w:r>
+        <w:rPr>
+          <w:sz w:val="22"/>
+          <w:szCs w:val="22"/>
+        </w:rPr>
+        <w:t xml:space="preserve">(19), 7745–7750.</w:t>
       </w:r>
     </w:p>
     <w:p>
@@ -12865,7 +12865,7 @@
           <w:sz w:val="22"/>
           <w:szCs w:val="22"/>
         </w:rPr>
-        <w:t xml:space="preserve">Crimmins, E. M., Kim, J. K., Langa, K. M., &amp; Weir, D. R. (2011). Assessment of cognition using surveys and neuropsychological assessment. </w:t>
+        <w:t xml:space="preserve">Charness, G., &amp; Gneezy, U. (2012). Strong evidence for gender differences in risk taking. </w:t>
       </w:r>
       <w:r>
         <w:rPr>
@@ -12874,14 +12874,14 @@
           <w:sz w:val="22"/>
           <w:szCs w:val="22"/>
         </w:rPr>
-        <w:t xml:space="preserve">Journals of Gerontology: Series B, 66B</w:t>
-      </w:r>
-      <w:r>
-        <w:rPr>
-          <w:sz w:val="22"/>
-          <w:szCs w:val="22"/>
-        </w:rPr>
-        <w:t xml:space="preserve">(suppl 1), i162–i171.</w:t>
+        <w:t xml:space="preserve">Journal of Economic Behavior &amp; Organization, 83</w:t>
+      </w:r>
+      <w:r>
+        <w:rPr>
+          <w:sz w:val="22"/>
+          <w:szCs w:val="22"/>
+        </w:rPr>
+        <w:t xml:space="preserve">(1), 50–58.</w:t>
       </w:r>
     </w:p>
     <w:p>
@@ -12894,7 +12894,7 @@
           <w:sz w:val="22"/>
           <w:szCs w:val="22"/>
         </w:rPr>
-        <w:t xml:space="preserve">Croson, R., &amp; Gneezy, U. (2009). Gender differences in preferences. </w:t>
+        <w:t xml:space="preserve">Charness, G., Gneezy, U., &amp; Imas, A. (2013). Experimental methods: Eliciting risk preferences. </w:t>
       </w:r>
       <w:r>
         <w:rPr>
@@ -12903,14 +12903,14 @@
           <w:sz w:val="22"/>
           <w:szCs w:val="22"/>
         </w:rPr>
-        <w:t xml:space="preserve">Journal of Economic Literature, 47</w:t>
-      </w:r>
-      <w:r>
-        <w:rPr>
-          <w:sz w:val="22"/>
-          <w:szCs w:val="22"/>
-        </w:rPr>
-        <w:t xml:space="preserve">(2), 448–474.</w:t>
+        <w:t xml:space="preserve">Journal of Economic Behavior &amp; Organization, 87</w:t>
+      </w:r>
+      <w:r>
+        <w:rPr>
+          <w:sz w:val="22"/>
+          <w:szCs w:val="22"/>
+        </w:rPr>
+        <w:t xml:space="preserve">, 43–51.</w:t>
       </w:r>
     </w:p>
     <w:p>
@@ -12923,7 +12923,7 @@
           <w:sz w:val="22"/>
           <w:szCs w:val="22"/>
         </w:rPr>
-        <w:t xml:space="preserve">Dohmen, T., Falk, A., Huffman, D., &amp; Sunde, U. (2010). Are risk aversion and impatience related to cognitive ability? </w:t>
+        <w:t xml:space="preserve">Cheong, D. (2022). Natural disasters and changing risk preferences: Long-run field evidence from Indonesia. </w:t>
       </w:r>
       <w:r>
         <w:rPr>
@@ -12932,14 +12932,14 @@
           <w:sz w:val="22"/>
           <w:szCs w:val="22"/>
         </w:rPr>
-        <w:t xml:space="preserve">American Economic Review, 100</w:t>
-      </w:r>
-      <w:r>
-        <w:rPr>
-          <w:sz w:val="22"/>
-          <w:szCs w:val="22"/>
-        </w:rPr>
-        <w:t xml:space="preserve">(3), 1238–1260.</w:t>
+        <w:t xml:space="preserve">The Journal of Development Studies, 58</w:t>
+      </w:r>
+      <w:r>
+        <w:rPr>
+          <w:sz w:val="22"/>
+          <w:szCs w:val="22"/>
+        </w:rPr>
+        <w:t xml:space="preserve">(11), 2307–2330.</w:t>
       </w:r>
     </w:p>
     <w:p>
@@ -12952,7 +12952,7 @@
           <w:sz w:val="22"/>
           <w:szCs w:val="22"/>
         </w:rPr>
-        <w:t xml:space="preserve">Dohmen, T., Falk, A., Huffman, D., Sunde, U., Schupp, J., &amp; Wagner, G. G. (2011). Individual risk attitudes: Measurement, determinants, and behavioral consequences. </w:t>
+        <w:t xml:space="preserve">Crimmins, E. M., Kim, J. K., Langa, K. M., &amp; Weir, D. R. (2011). Assessment of cognition using surveys and neuropsychological assessment. </w:t>
       </w:r>
       <w:r>
         <w:rPr>
@@ -12961,14 +12961,14 @@
           <w:sz w:val="22"/>
           <w:szCs w:val="22"/>
         </w:rPr>
-        <w:t xml:space="preserve">Journal of the European Economic Association, 9</w:t>
-      </w:r>
-      <w:r>
-        <w:rPr>
-          <w:sz w:val="22"/>
-          <w:szCs w:val="22"/>
-        </w:rPr>
-        <w:t xml:space="preserve">(3), 522–550.</w:t>
+        <w:t xml:space="preserve">Journals of Gerontology: Series B, 66B</w:t>
+      </w:r>
+      <w:r>
+        <w:rPr>
+          <w:sz w:val="22"/>
+          <w:szCs w:val="22"/>
+        </w:rPr>
+        <w:t xml:space="preserve">(suppl 1), i162–i171.</w:t>
       </w:r>
     </w:p>
     <w:p>
@@ -12981,7 +12981,7 @@
           <w:sz w:val="22"/>
           <w:szCs w:val="22"/>
         </w:rPr>
-        <w:t xml:space="preserve">Dohmen, T., Falk, A., Golsteyn, B. H. H., Huffman, D., &amp; Sunde, U. (2017). Risk attitudes across the life course. </w:t>
+        <w:t xml:space="preserve">Croson, R., &amp; Gneezy, U. (2009). Gender differences in preferences. </w:t>
       </w:r>
       <w:r>
         <w:rPr>
@@ -12990,14 +12990,14 @@
           <w:sz w:val="22"/>
           <w:szCs w:val="22"/>
         </w:rPr>
-        <w:t xml:space="preserve">Economic Journal, 127</w:t>
-      </w:r>
-      <w:r>
-        <w:rPr>
-          <w:sz w:val="22"/>
-          <w:szCs w:val="22"/>
-        </w:rPr>
-        <w:t xml:space="preserve">(605), F95–F116.</w:t>
+        <w:t xml:space="preserve">Journal of Economic Literature, 47</w:t>
+      </w:r>
+      <w:r>
+        <w:rPr>
+          <w:sz w:val="22"/>
+          <w:szCs w:val="22"/>
+        </w:rPr>
+        <w:t xml:space="preserve">(2), 448–474.</w:t>
       </w:r>
     </w:p>
     <w:p>
@@ -13010,7 +13010,7 @@
           <w:sz w:val="22"/>
           <w:szCs w:val="22"/>
         </w:rPr>
-        <w:t xml:space="preserve">Falk, A., Becker, A., Dohmen, T., Enke, B., Huffman, D., &amp; Sunde, U. (2018). Global evidence on economic preferences. </w:t>
+        <w:t xml:space="preserve">Dohmen, T., Falk, A., Huffman, D., &amp; Sunde, U. (2010). Are risk aversion and impatience related to cognitive ability? </w:t>
       </w:r>
       <w:r>
         <w:rPr>
@@ -13019,14 +13019,14 @@
           <w:sz w:val="22"/>
           <w:szCs w:val="22"/>
         </w:rPr>
-        <w:t xml:space="preserve">Quarterly Journal of Economics, 133</w:t>
-      </w:r>
-      <w:r>
-        <w:rPr>
-          <w:sz w:val="22"/>
-          <w:szCs w:val="22"/>
-        </w:rPr>
-        <w:t xml:space="preserve">(4), 1645–1692.</w:t>
+        <w:t xml:space="preserve">American Economic Review, 100</w:t>
+      </w:r>
+      <w:r>
+        <w:rPr>
+          <w:sz w:val="22"/>
+          <w:szCs w:val="22"/>
+        </w:rPr>
+        <w:t xml:space="preserve">(3), 1238–1260.</w:t>
       </w:r>
     </w:p>
     <w:p>
@@ -13039,7 +13039,7 @@
           <w:sz w:val="22"/>
           <w:szCs w:val="22"/>
         </w:rPr>
-        <w:t xml:space="preserve">Frederick, S. (2005). Cognitive reflection and decision making. </w:t>
+        <w:t xml:space="preserve">Dohmen, T., Falk, A., Huffman, D., Sunde, U., Schupp, J., &amp; Wagner, G. G. (2011). Individual risk attitudes: Measurement, determinants, and behavioral consequences. </w:t>
       </w:r>
       <w:r>
         <w:rPr>
@@ -13048,14 +13048,14 @@
           <w:sz w:val="22"/>
           <w:szCs w:val="22"/>
         </w:rPr>
-        <w:t xml:space="preserve">Journal of Economic Perspectives, 19</w:t>
-      </w:r>
-      <w:r>
-        <w:rPr>
-          <w:sz w:val="22"/>
-          <w:szCs w:val="22"/>
-        </w:rPr>
-        <w:t xml:space="preserve">(4), 25–42.</w:t>
+        <w:t xml:space="preserve">Journal of the European Economic Association, 9</w:t>
+      </w:r>
+      <w:r>
+        <w:rPr>
+          <w:sz w:val="22"/>
+          <w:szCs w:val="22"/>
+        </w:rPr>
+        <w:t xml:space="preserve">(3), 522–550.</w:t>
       </w:r>
     </w:p>
     <w:p>
@@ -13068,7 +13068,7 @@
           <w:sz w:val="22"/>
           <w:szCs w:val="22"/>
         </w:rPr>
-        <w:t xml:space="preserve">Frey, R., Pedroni, A., Mata, R., Rieskamp, J., &amp; Hertwig, R. (2017). Risk preference shares the psychometric structure of major psychological traits. </w:t>
+        <w:t xml:space="preserve">Dohmen, T., Falk, A., Golsteyn, B. H. H., Huffman, D., &amp; Sunde, U. (2017). Risk attitudes across the life course. </w:t>
       </w:r>
       <w:r>
         <w:rPr>
@@ -13077,14 +13077,14 @@
           <w:sz w:val="22"/>
           <w:szCs w:val="22"/>
         </w:rPr>
-        <w:t xml:space="preserve">Science Advances, 3</w:t>
-      </w:r>
-      <w:r>
-        <w:rPr>
-          <w:sz w:val="22"/>
-          <w:szCs w:val="22"/>
-        </w:rPr>
-        <w:t xml:space="preserve">(10), e1701381.</w:t>
+        <w:t xml:space="preserve">Economic Journal, 127</w:t>
+      </w:r>
+      <w:r>
+        <w:rPr>
+          <w:sz w:val="22"/>
+          <w:szCs w:val="22"/>
+        </w:rPr>
+        <w:t xml:space="preserve">(605), F95–F116.</w:t>
       </w:r>
     </w:p>
     <w:p>
@@ -13097,7 +13097,7 @@
           <w:sz w:val="22"/>
           <w:szCs w:val="22"/>
         </w:rPr>
-        <w:t xml:space="preserve">Gerlitz, J.-Y., &amp; Schupp, J. (2005). </w:t>
+        <w:t xml:space="preserve">Falk, A., Becker, A., Dohmen, T., Enke, B., Huffman, D., &amp; Sunde, U. (2018). Global evidence on economic preferences. </w:t>
       </w:r>
       <w:r>
         <w:rPr>
@@ -13106,14 +13106,14 @@
           <w:sz w:val="22"/>
           <w:szCs w:val="22"/>
         </w:rPr>
-        <w:t xml:space="preserve">Zur Erhebung der Big-Five-basierten Persönlichkeitsmerkmale im SOEP</w:t>
-      </w:r>
-      <w:r>
-        <w:rPr>
-          <w:sz w:val="22"/>
-          <w:szCs w:val="22"/>
-        </w:rPr>
-        <w:t xml:space="preserve"> (Research Notes No. 4). DIW Berlin.</w:t>
+        <w:t xml:space="preserve">Quarterly Journal of Economics, 133</w:t>
+      </w:r>
+      <w:r>
+        <w:rPr>
+          <w:sz w:val="22"/>
+          <w:szCs w:val="22"/>
+        </w:rPr>
+        <w:t xml:space="preserve">(4), 1645–1692.</w:t>
       </w:r>
     </w:p>
     <w:p>
@@ -13126,7 +13126,7 @@
           <w:sz w:val="22"/>
           <w:szCs w:val="22"/>
         </w:rPr>
-        <w:t xml:space="preserve">Gillen, B., Snowberg, E., &amp; Yariv, L. (2019). Experimenting with measurement error: Techniques with applications to the Caltech cohort study. </w:t>
+        <w:t xml:space="preserve">Frederick, S. (2005). Cognitive reflection and decision making. </w:t>
       </w:r>
       <w:r>
         <w:rPr>
@@ -13135,14 +13135,14 @@
           <w:sz w:val="22"/>
           <w:szCs w:val="22"/>
         </w:rPr>
-        <w:t xml:space="preserve">Journal of Political Economy, 127</w:t>
-      </w:r>
-      <w:r>
-        <w:rPr>
-          <w:sz w:val="22"/>
-          <w:szCs w:val="22"/>
-        </w:rPr>
-        <w:t xml:space="preserve">(4), 1826–1863.</w:t>
+        <w:t xml:space="preserve">Journal of Economic Perspectives, 19</w:t>
+      </w:r>
+      <w:r>
+        <w:rPr>
+          <w:sz w:val="22"/>
+          <w:szCs w:val="22"/>
+        </w:rPr>
+        <w:t xml:space="preserve">(4), 25–42.</w:t>
       </w:r>
     </w:p>
     <w:p>
@@ -13155,7 +13155,7 @@
           <w:sz w:val="22"/>
           <w:szCs w:val="22"/>
         </w:rPr>
-        <w:t xml:space="preserve">Henrich, J., Heine, S. J., &amp; Norenzayan, A. (2010). The weirdest people in the world? </w:t>
+        <w:t xml:space="preserve">Frey, R., Pedroni, A., Mata, R., Rieskamp, J., &amp; Hertwig, R. (2017). Risk preference shares the psychometric structure of major psychological traits. </w:t>
       </w:r>
       <w:r>
         <w:rPr>
@@ -13164,14 +13164,14 @@
           <w:sz w:val="22"/>
           <w:szCs w:val="22"/>
         </w:rPr>
-        <w:t xml:space="preserve">Behavioral and Brain Sciences, 33</w:t>
-      </w:r>
-      <w:r>
-        <w:rPr>
-          <w:sz w:val="22"/>
-          <w:szCs w:val="22"/>
-        </w:rPr>
-        <w:t xml:space="preserve">(2–3), 61–83.</w:t>
+        <w:t xml:space="preserve">Science Advances, 3</w:t>
+      </w:r>
+      <w:r>
+        <w:rPr>
+          <w:sz w:val="22"/>
+          <w:szCs w:val="22"/>
+        </w:rPr>
+        <w:t xml:space="preserve">(10), e1701381.</w:t>
       </w:r>
     </w:p>
     <w:p>
@@ -13184,7 +13184,7 @@
           <w:sz w:val="22"/>
           <w:szCs w:val="22"/>
         </w:rPr>
-        <w:t xml:space="preserve">Holt, C. A., &amp; Laury, S. K. (2002). Risk aversion and incentive effects. </w:t>
+        <w:t xml:space="preserve">Gerlitz, J.-Y., &amp; Schupp, J. (2005). </w:t>
       </w:r>
       <w:r>
         <w:rPr>
@@ -13193,14 +13193,14 @@
           <w:sz w:val="22"/>
           <w:szCs w:val="22"/>
         </w:rPr>
-        <w:t xml:space="preserve">American Economic Review, 92</w:t>
-      </w:r>
-      <w:r>
-        <w:rPr>
-          <w:sz w:val="22"/>
-          <w:szCs w:val="22"/>
-        </w:rPr>
-        <w:t xml:space="preserve">(5), 1644–1655.</w:t>
+        <w:t xml:space="preserve">Zur Erhebung der Big-Five-basierten Persönlichkeitsmerkmale im SOEP</w:t>
+      </w:r>
+      <w:r>
+        <w:rPr>
+          <w:sz w:val="22"/>
+          <w:szCs w:val="22"/>
+        </w:rPr>
+        <w:t xml:space="preserve"> (Research Notes No. 4). DIW Berlin.</w:t>
       </w:r>
     </w:p>
     <w:p>
@@ -13213,7 +13213,7 @@
           <w:sz w:val="22"/>
           <w:szCs w:val="22"/>
         </w:rPr>
-        <w:t xml:space="preserve">John, O. P., Naumann, L. P., &amp; Soto, C. J. (2008). Paradigm shift to the integrative Big Five trait taxonomy. In O. P. John, R. W. Robins, &amp; L. A. Pervin (Eds.), </w:t>
+        <w:t xml:space="preserve">Gillen, B., Snowberg, E., &amp; Yariv, L. (2019). Experimenting with measurement error: Techniques with applications to the Caltech cohort study. </w:t>
       </w:r>
       <w:r>
         <w:rPr>
@@ -13222,14 +13222,14 @@
           <w:sz w:val="22"/>
           <w:szCs w:val="22"/>
         </w:rPr>
-        <w:t xml:space="preserve">Handbook of personality: Theory and research</w:t>
-      </w:r>
-      <w:r>
-        <w:rPr>
-          <w:sz w:val="22"/>
-          <w:szCs w:val="22"/>
-        </w:rPr>
-        <w:t xml:space="preserve"> (3rd ed., pp. 114–158). Guilford Press.</w:t>
+        <w:t xml:space="preserve">Journal of Political Economy, 127</w:t>
+      </w:r>
+      <w:r>
+        <w:rPr>
+          <w:sz w:val="22"/>
+          <w:szCs w:val="22"/>
+        </w:rPr>
+        <w:t xml:space="preserve">(4), 1826–1863.</w:t>
       </w:r>
     </w:p>
     <w:p>
@@ -13242,7 +13242,7 @@
           <w:sz w:val="22"/>
           <w:szCs w:val="22"/>
         </w:rPr>
-        <w:t xml:space="preserve">Mata, R., Frey, R., Richter, D., Schupp, J., &amp; Hertwig, R. (2018). Risk preference: A view from psychology. </w:t>
+        <w:t xml:space="preserve">Henrich, J., Heine, S. J., &amp; Norenzayan, A. (2010). The weirdest people in the world? </w:t>
       </w:r>
       <w:r>
         <w:rPr>
@@ -13251,14 +13251,14 @@
           <w:sz w:val="22"/>
           <w:szCs w:val="22"/>
         </w:rPr>
-        <w:t xml:space="preserve">Journal of Economic Perspectives, 32</w:t>
-      </w:r>
-      <w:r>
-        <w:rPr>
-          <w:sz w:val="22"/>
-          <w:szCs w:val="22"/>
-        </w:rPr>
-        <w:t xml:space="preserve">(2), 155–172.</w:t>
+        <w:t xml:space="preserve">Behavioral and Brain Sciences, 33</w:t>
+      </w:r>
+      <w:r>
+        <w:rPr>
+          <w:sz w:val="22"/>
+          <w:szCs w:val="22"/>
+        </w:rPr>
+        <w:t xml:space="preserve">(2–3), 61–83.</w:t>
       </w:r>
     </w:p>
     <w:p>
@@ -13271,7 +13271,7 @@
           <w:sz w:val="22"/>
           <w:szCs w:val="22"/>
         </w:rPr>
-        <w:t xml:space="preserve">McCullagh, P. (1980). Regression models for ordinal data. </w:t>
+        <w:t xml:space="preserve">Holt, C. A., &amp; Laury, S. K. (2002). Risk aversion and incentive effects. </w:t>
       </w:r>
       <w:r>
         <w:rPr>
@@ -13280,14 +13280,14 @@
           <w:sz w:val="22"/>
           <w:szCs w:val="22"/>
         </w:rPr>
-        <w:t xml:space="preserve">Journal of the Royal Statistical Society: Series B, 42</w:t>
-      </w:r>
-      <w:r>
-        <w:rPr>
-          <w:sz w:val="22"/>
-          <w:szCs w:val="22"/>
-        </w:rPr>
-        <w:t xml:space="preserve">(2), 109–142.</w:t>
+        <w:t xml:space="preserve">American Economic Review, 92</w:t>
+      </w:r>
+      <w:r>
+        <w:rPr>
+          <w:sz w:val="22"/>
+          <w:szCs w:val="22"/>
+        </w:rPr>
+        <w:t xml:space="preserve">(5), 1644–1655.</w:t>
       </w:r>
     </w:p>
     <w:p>
@@ -13300,7 +13300,7 @@
           <w:sz w:val="22"/>
           <w:szCs w:val="22"/>
         </w:rPr>
-        <w:t xml:space="preserve">Nelson, J. A. (2015). Are women really more risk-averse than men? A re-analysis of the literature using expanded methods. </w:t>
+        <w:t xml:space="preserve">John, O. P., Naumann, L. P., &amp; Soto, C. J. (2008). Paradigm shift to the integrative Big Five trait taxonomy. In O. P. John, R. W. Robins, &amp; L. A. Pervin (Eds.), </w:t>
       </w:r>
       <w:r>
         <w:rPr>
@@ -13309,14 +13309,14 @@
           <w:sz w:val="22"/>
           <w:szCs w:val="22"/>
         </w:rPr>
-        <w:t xml:space="preserve">Journal of Economic Surveys, 29</w:t>
-      </w:r>
-      <w:r>
-        <w:rPr>
-          <w:sz w:val="22"/>
-          <w:szCs w:val="22"/>
-        </w:rPr>
-        <w:t xml:space="preserve">(3), 566–585.</w:t>
+        <w:t xml:space="preserve">Handbook of personality: Theory and research</w:t>
+      </w:r>
+      <w:r>
+        <w:rPr>
+          <w:sz w:val="22"/>
+          <w:szCs w:val="22"/>
+        </w:rPr>
+        <w:t xml:space="preserve"> (3rd ed., pp. 114–158). Guilford Press.</w:t>
       </w:r>
     </w:p>
     <w:p>
@@ -13329,7 +13329,7 @@
           <w:sz w:val="22"/>
           <w:szCs w:val="22"/>
         </w:rPr>
-        <w:t xml:space="preserve">Rammstedt, B., &amp; John, O. P. (2007). Measuring personality in one minute or less: A 10-item short version of the Big Five Inventory. </w:t>
+        <w:t xml:space="preserve">Mata, R., Frey, R., Richter, D., Schupp, J., &amp; Hertwig, R. (2018). Risk preference: A view from psychology. </w:t>
       </w:r>
       <w:r>
         <w:rPr>
@@ -13338,14 +13338,14 @@
           <w:sz w:val="22"/>
           <w:szCs w:val="22"/>
         </w:rPr>
-        <w:t xml:space="preserve">Journal of Research in Personality, 41</w:t>
-      </w:r>
-      <w:r>
-        <w:rPr>
-          <w:sz w:val="22"/>
-          <w:szCs w:val="22"/>
-        </w:rPr>
-        <w:t xml:space="preserve">(1), 203–212.</w:t>
+        <w:t xml:space="preserve">Journal of Economic Perspectives, 32</w:t>
+      </w:r>
+      <w:r>
+        <w:rPr>
+          <w:sz w:val="22"/>
+          <w:szCs w:val="22"/>
+        </w:rPr>
+        <w:t xml:space="preserve">(2), 155–172.</w:t>
       </w:r>
     </w:p>
     <w:p>
@@ -13358,7 +13358,7 @@
           <w:sz w:val="22"/>
           <w:szCs w:val="22"/>
         </w:rPr>
-        <w:t xml:space="preserve">Rustichini, A., DeYoung, C. G., Anderson, J. E., &amp; Burks, S. V. (2016). Toward the integration of personality theory and decision theory in explaining economic behavior. </w:t>
+        <w:t xml:space="preserve">McCullagh, P. (1980). Regression models for ordinal data. </w:t>
       </w:r>
       <w:r>
         <w:rPr>
@@ -13367,14 +13367,14 @@
           <w:sz w:val="22"/>
           <w:szCs w:val="22"/>
         </w:rPr>
-        <w:t xml:space="preserve">Journal of Behavioral and Experimental Economics, 64</w:t>
-      </w:r>
-      <w:r>
-        <w:rPr>
-          <w:sz w:val="22"/>
-          <w:szCs w:val="22"/>
-        </w:rPr>
-        <w:t xml:space="preserve">, 122–137.</w:t>
+        <w:t xml:space="preserve">Journal of the Royal Statistical Society: Series B, 42</w:t>
+      </w:r>
+      <w:r>
+        <w:rPr>
+          <w:sz w:val="22"/>
+          <w:szCs w:val="22"/>
+        </w:rPr>
+        <w:t xml:space="preserve">(2), 109–142.</w:t>
       </w:r>
     </w:p>
     <w:p>
@@ -13387,7 +13387,7 @@
           <w:sz w:val="22"/>
           <w:szCs w:val="22"/>
         </w:rPr>
-        <w:t xml:space="preserve">Strauss, J., Witoelar, F., &amp; Sikoki, B. (2016). </w:t>
+        <w:t xml:space="preserve">Nelson, J. A. (2015). Are women really more risk-averse than men? A re-analysis of the literature using expanded methods. </w:t>
       </w:r>
       <w:r>
         <w:rPr>
@@ -13396,14 +13396,14 @@
           <w:sz w:val="22"/>
           <w:szCs w:val="22"/>
         </w:rPr>
-        <w:t xml:space="preserve">The fifth wave of the Indonesia Family Life Survey: Overview and field report</w:t>
-      </w:r>
-      <w:r>
-        <w:rPr>
-          <w:sz w:val="22"/>
-          <w:szCs w:val="22"/>
-        </w:rPr>
-        <w:t xml:space="preserve"> (Working Paper WR-1143/1-NIA/NICHD). RAND Corporation.</w:t>
+        <w:t xml:space="preserve">Journal of Economic Surveys, 29</w:t>
+      </w:r>
+      <w:r>
+        <w:rPr>
+          <w:sz w:val="22"/>
+          <w:szCs w:val="22"/>
+        </w:rPr>
+        <w:t xml:space="preserve">(3), 566–585.</w:t>
       </w:r>
     </w:p>
     <w:p>
@@ -13416,7 +13416,7 @@
           <w:sz w:val="22"/>
           <w:szCs w:val="22"/>
         </w:rPr>
-        <w:t xml:space="preserve">Thamarapani, D., &amp; Rockmore, M. (2022). Risk preferences, gender, and stakes: Evidence from Indonesia. </w:t>
+        <w:t xml:space="preserve">Rammstedt, B., &amp; John, O. P. (2007). Measuring personality in one minute or less: A 10-item short version of the Big Five Inventory. </w:t>
       </w:r>
       <w:r>
         <w:rPr>
@@ -13425,14 +13425,101 @@
           <w:sz w:val="22"/>
           <w:szCs w:val="22"/>
         </w:rPr>
-        <w:t xml:space="preserve">Journal of Development Economics, 158</w:t>
-      </w:r>
-      <w:r>
-        <w:rPr>
-          <w:sz w:val="22"/>
-          <w:szCs w:val="22"/>
-        </w:rPr>
-        <w:t xml:space="preserve">, 102901.</w:t>
+        <w:t xml:space="preserve">Journal of Research in Personality, 41</w:t>
+      </w:r>
+      <w:r>
+        <w:rPr>
+          <w:sz w:val="22"/>
+          <w:szCs w:val="22"/>
+        </w:rPr>
+        <w:t xml:space="preserve">(1), 203–212.</w:t>
+      </w:r>
+    </w:p>
+    <w:p>
+      <w:pPr>
+        <w:spacing w:after="140" w:line="360"/>
+        <w:ind w:left="720" w:hanging="720"/>
+      </w:pPr>
+      <w:r>
+        <w:rPr>
+          <w:sz w:val="22"/>
+          <w:szCs w:val="22"/>
+        </w:rPr>
+        <w:t xml:space="preserve">Rustichini, A., DeYoung, C. G., Anderson, J. E., &amp; Burks, S. V. (2016). Toward the integration of personality theory and decision theory in explaining economic behavior. </w:t>
+      </w:r>
+      <w:r>
+        <w:rPr>
+          <w:i/>
+          <w:iCs/>
+          <w:sz w:val="22"/>
+          <w:szCs w:val="22"/>
+        </w:rPr>
+        <w:t xml:space="preserve">Journal of Behavioral and Experimental Economics, 64</w:t>
+      </w:r>
+      <w:r>
+        <w:rPr>
+          <w:sz w:val="22"/>
+          <w:szCs w:val="22"/>
+        </w:rPr>
+        <w:t xml:space="preserve">, 122–137.</w:t>
+      </w:r>
+    </w:p>
+    <w:p>
+      <w:pPr>
+        <w:spacing w:after="140" w:line="360"/>
+        <w:ind w:left="720" w:hanging="720"/>
+      </w:pPr>
+      <w:r>
+        <w:rPr>
+          <w:sz w:val="22"/>
+          <w:szCs w:val="22"/>
+        </w:rPr>
+        <w:t xml:space="preserve">Strauss, J., Witoelar, F., &amp; Sikoki, B. (2016). </w:t>
+      </w:r>
+      <w:r>
+        <w:rPr>
+          <w:i/>
+          <w:iCs/>
+          <w:sz w:val="22"/>
+          <w:szCs w:val="22"/>
+        </w:rPr>
+        <w:t xml:space="preserve">The fifth wave of the Indonesia Family Life Survey: Overview and field report</w:t>
+      </w:r>
+      <w:r>
+        <w:rPr>
+          <w:sz w:val="22"/>
+          <w:szCs w:val="22"/>
+        </w:rPr>
+        <w:t xml:space="preserve"> (Working Paper WR-1143/1-NIA/NICHD). RAND Corporation.</w:t>
+      </w:r>
+    </w:p>
+    <w:p>
+      <w:pPr>
+        <w:spacing w:after="140" w:line="360"/>
+        <w:ind w:left="720" w:hanging="720"/>
+      </w:pPr>
+      <w:r>
+        <w:rPr>
+          <w:sz w:val="22"/>
+          <w:szCs w:val="22"/>
+        </w:rPr>
+        <w:t xml:space="preserve">Thamarapani, D., &amp; Rockmore, M. (2022). The stability and evolution of risk attitudes and time preferences after a disaster. </w:t>
+      </w:r>
+      <w:r>
+        <w:rPr>
+          <w:i/>
+          <w:iCs/>
+          <w:sz w:val="22"/>
+          <w:szCs w:val="22"/>
+        </w:rPr>
+        <w:t xml:space="preserve">International Journal of Disaster Risk Reduction, 70</w:t>
+      </w:r>
+      <w:r>
+        <w:rPr>
+          <w:sz w:val="22"/>
+          <w:szCs w:val="22"/>
+        </w:rPr>
+        <w:t xml:space="preserve">, 102791.</w:t>
       </w:r>
     </w:p>
     <w:p>
